--- a/БД/2.docx
+++ b/БД/2.docx
@@ -873,8 +873,18 @@
           <w:sz w:val="28"/>
           <w:szCs w:val="28"/>
         </w:rPr>
-        <w:t>Перечень студентов(</w:t>
-      </w:r>
+        <w:t xml:space="preserve">Перечень </w:t>
+      </w:r>
+      <w:proofErr w:type="gramStart"/>
+      <w:r>
+        <w:rPr>
+          <w:rFonts w:ascii="Times New Roman" w:eastAsia="Calibri" w:hAnsi="Times New Roman" w:cs="Times New Roman"/>
+          <w:sz w:val="28"/>
+          <w:szCs w:val="28"/>
+        </w:rPr>
+        <w:t>студентов(</w:t>
+      </w:r>
+      <w:proofErr w:type="gramEnd"/>
       <w:r>
         <w:rPr>
           <w:rFonts w:ascii="Times New Roman" w:eastAsia="Calibri" w:hAnsi="Times New Roman" w:cs="Times New Roman"/>
@@ -1144,7 +1154,25 @@
                 <w:sz w:val="28"/>
                 <w:szCs w:val="28"/>
               </w:rPr>
-              <w:t>Уникальный идентификатор студента(номер студенческого билета)</w:t>
+              <w:t xml:space="preserve">Уникальный идентификатор </w:t>
+            </w:r>
+            <w:proofErr w:type="gramStart"/>
+            <w:r>
+              <w:rPr>
+                <w:rFonts w:ascii="Times New Roman" w:hAnsi="Times New Roman"/>
+                <w:sz w:val="28"/>
+                <w:szCs w:val="28"/>
+              </w:rPr>
+              <w:t>студента(</w:t>
+            </w:r>
+            <w:proofErr w:type="gramEnd"/>
+            <w:r>
+              <w:rPr>
+                <w:rFonts w:ascii="Times New Roman" w:hAnsi="Times New Roman"/>
+                <w:sz w:val="28"/>
+                <w:szCs w:val="28"/>
+              </w:rPr>
+              <w:t>номер студенческого билета)</w:t>
             </w:r>
           </w:p>
         </w:tc>
@@ -1200,6 +1228,7 @@
                 <w:szCs w:val="28"/>
               </w:rPr>
             </w:pPr>
+            <w:proofErr w:type="gramStart"/>
             <w:r>
               <w:rPr>
                 <w:rFonts w:ascii="Times New Roman" w:hAnsi="Times New Roman"/>
@@ -1208,6 +1237,7 @@
               </w:rPr>
               <w:t>VARCHAR(</w:t>
             </w:r>
+            <w:proofErr w:type="gramEnd"/>
             <w:r>
               <w:rPr>
                 <w:rFonts w:ascii="Times New Roman" w:hAnsi="Times New Roman"/>
@@ -2345,14 +2375,25 @@
                 <w:lang w:val="en-US"/>
               </w:rPr>
             </w:pPr>
-            <w:r>
-              <w:rPr>
-                <w:rFonts w:ascii="Times New Roman" w:hAnsi="Times New Roman"/>
-                <w:sz w:val="28"/>
-                <w:szCs w:val="28"/>
-                <w:lang w:val="en-US"/>
-              </w:rPr>
-              <w:t>VARCHAR(15)</w:t>
+            <w:proofErr w:type="gramStart"/>
+            <w:r>
+              <w:rPr>
+                <w:rFonts w:ascii="Times New Roman" w:hAnsi="Times New Roman"/>
+                <w:sz w:val="28"/>
+                <w:szCs w:val="28"/>
+                <w:lang w:val="en-US"/>
+              </w:rPr>
+              <w:t>VARCHAR(</w:t>
+            </w:r>
+            <w:proofErr w:type="gramEnd"/>
+            <w:r>
+              <w:rPr>
+                <w:rFonts w:ascii="Times New Roman" w:hAnsi="Times New Roman"/>
+                <w:sz w:val="28"/>
+                <w:szCs w:val="28"/>
+                <w:lang w:val="en-US"/>
+              </w:rPr>
+              <w:t>15)</w:t>
             </w:r>
           </w:p>
         </w:tc>
@@ -3079,6 +3120,7 @@
                 <w:szCs w:val="28"/>
               </w:rPr>
             </w:pPr>
+            <w:proofErr w:type="gramStart"/>
             <w:r>
               <w:rPr>
                 <w:rFonts w:ascii="Times New Roman" w:hAnsi="Times New Roman"/>
@@ -3087,6 +3129,7 @@
               </w:rPr>
               <w:t>VARCHAR(</w:t>
             </w:r>
+            <w:proofErr w:type="gramEnd"/>
             <w:r>
               <w:rPr>
                 <w:rFonts w:ascii="Times New Roman" w:hAnsi="Times New Roman"/>
@@ -3216,6 +3259,7 @@
                 <w:szCs w:val="28"/>
               </w:rPr>
             </w:pPr>
+            <w:proofErr w:type="gramStart"/>
             <w:r>
               <w:rPr>
                 <w:rFonts w:ascii="Times New Roman" w:hAnsi="Times New Roman"/>
@@ -3224,6 +3268,7 @@
               </w:rPr>
               <w:t>VARCHAR(</w:t>
             </w:r>
+            <w:proofErr w:type="gramEnd"/>
             <w:r>
               <w:rPr>
                 <w:rFonts w:ascii="Times New Roman" w:hAnsi="Times New Roman"/>
@@ -3292,13 +3337,23 @@
                 <w:szCs w:val="28"/>
               </w:rPr>
             </w:pPr>
-            <w:r>
-              <w:rPr>
-                <w:rFonts w:ascii="Times New Roman" w:hAnsi="Times New Roman"/>
-                <w:sz w:val="28"/>
-                <w:szCs w:val="28"/>
-              </w:rPr>
-              <w:t>Должность(ассистент, ст. преп.)</w:t>
+            <w:proofErr w:type="gramStart"/>
+            <w:r>
+              <w:rPr>
+                <w:rFonts w:ascii="Times New Roman" w:hAnsi="Times New Roman"/>
+                <w:sz w:val="28"/>
+                <w:szCs w:val="28"/>
+              </w:rPr>
+              <w:t>Должность(</w:t>
+            </w:r>
+            <w:proofErr w:type="gramEnd"/>
+            <w:r>
+              <w:rPr>
+                <w:rFonts w:ascii="Times New Roman" w:hAnsi="Times New Roman"/>
+                <w:sz w:val="28"/>
+                <w:szCs w:val="28"/>
+              </w:rPr>
+              <w:t>ассистент, ст. преп.)</w:t>
             </w:r>
           </w:p>
         </w:tc>
@@ -3602,8 +3657,18 @@
           <w:sz w:val="28"/>
           <w:szCs w:val="28"/>
         </w:rPr>
-        <w:t>.4 – Перечень оценок(</w:t>
-      </w:r>
+        <w:t xml:space="preserve">.4 – Перечень </w:t>
+      </w:r>
+      <w:proofErr w:type="gramStart"/>
+      <w:r>
+        <w:rPr>
+          <w:rFonts w:ascii="Times New Roman" w:eastAsia="Calibri" w:hAnsi="Times New Roman" w:cs="Times New Roman"/>
+          <w:sz w:val="28"/>
+          <w:szCs w:val="28"/>
+        </w:rPr>
+        <w:t>оценок(</w:t>
+      </w:r>
+      <w:proofErr w:type="gramEnd"/>
       <w:r>
         <w:rPr>
           <w:rFonts w:ascii="Times New Roman" w:eastAsia="Calibri" w:hAnsi="Times New Roman" w:cs="Times New Roman"/>
@@ -4340,8 +4405,18 @@
           <w:sz w:val="28"/>
           <w:szCs w:val="28"/>
         </w:rPr>
-        <w:t>.5 – Предметы(</w:t>
-      </w:r>
+        <w:t xml:space="preserve">.5 – </w:t>
+      </w:r>
+      <w:proofErr w:type="gramStart"/>
+      <w:r>
+        <w:rPr>
+          <w:rFonts w:ascii="Times New Roman" w:eastAsia="Calibri" w:hAnsi="Times New Roman" w:cs="Times New Roman"/>
+          <w:sz w:val="28"/>
+          <w:szCs w:val="28"/>
+        </w:rPr>
+        <w:t>Предметы(</w:t>
+      </w:r>
+      <w:proofErr w:type="gramEnd"/>
       <w:r>
         <w:rPr>
           <w:rFonts w:ascii="Times New Roman" w:eastAsia="Calibri" w:hAnsi="Times New Roman" w:cs="Times New Roman"/>
@@ -4661,6 +4736,7 @@
                 <w:szCs w:val="28"/>
               </w:rPr>
             </w:pPr>
+            <w:proofErr w:type="gramStart"/>
             <w:r>
               <w:rPr>
                 <w:rFonts w:ascii="Times New Roman" w:hAnsi="Times New Roman"/>
@@ -4669,6 +4745,7 @@
               </w:rPr>
               <w:t>VARCHAR(</w:t>
             </w:r>
+            <w:proofErr w:type="gramEnd"/>
             <w:r>
               <w:rPr>
                 <w:rFonts w:ascii="Times New Roman" w:hAnsi="Times New Roman"/>
@@ -5286,14 +5363,25 @@
                 <w:lang w:val="en-US"/>
               </w:rPr>
             </w:pPr>
-            <w:r>
-              <w:rPr>
-                <w:rFonts w:ascii="Times New Roman" w:hAnsi="Times New Roman"/>
-                <w:sz w:val="28"/>
-                <w:szCs w:val="28"/>
-                <w:lang w:val="en-US"/>
-              </w:rPr>
-              <w:t>VARCHAR(150)</w:t>
+            <w:proofErr w:type="gramStart"/>
+            <w:r>
+              <w:rPr>
+                <w:rFonts w:ascii="Times New Roman" w:hAnsi="Times New Roman"/>
+                <w:sz w:val="28"/>
+                <w:szCs w:val="28"/>
+                <w:lang w:val="en-US"/>
+              </w:rPr>
+              <w:t>VARCHAR(</w:t>
+            </w:r>
+            <w:proofErr w:type="gramEnd"/>
+            <w:r>
+              <w:rPr>
+                <w:rFonts w:ascii="Times New Roman" w:hAnsi="Times New Roman"/>
+                <w:sz w:val="28"/>
+                <w:szCs w:val="28"/>
+                <w:lang w:val="en-US"/>
+              </w:rPr>
+              <w:t>150)</w:t>
             </w:r>
           </w:p>
         </w:tc>
@@ -5586,14 +5674,25 @@
                 <w:lang w:val="en-US"/>
               </w:rPr>
             </w:pPr>
-            <w:r>
-              <w:rPr>
-                <w:rFonts w:ascii="Times New Roman" w:hAnsi="Times New Roman"/>
-                <w:sz w:val="28"/>
-                <w:szCs w:val="28"/>
-                <w:lang w:val="en-US"/>
-              </w:rPr>
-              <w:t>VARCHAR(50)</w:t>
+            <w:proofErr w:type="gramStart"/>
+            <w:r>
+              <w:rPr>
+                <w:rFonts w:ascii="Times New Roman" w:hAnsi="Times New Roman"/>
+                <w:sz w:val="28"/>
+                <w:szCs w:val="28"/>
+                <w:lang w:val="en-US"/>
+              </w:rPr>
+              <w:t>VARCHAR(</w:t>
+            </w:r>
+            <w:proofErr w:type="gramEnd"/>
+            <w:r>
+              <w:rPr>
+                <w:rFonts w:ascii="Times New Roman" w:hAnsi="Times New Roman"/>
+                <w:sz w:val="28"/>
+                <w:szCs w:val="28"/>
+                <w:lang w:val="en-US"/>
+              </w:rPr>
+              <w:t>50)</w:t>
             </w:r>
           </w:p>
         </w:tc>
@@ -6309,14 +6408,25 @@
                 <w:lang w:val="en-US"/>
               </w:rPr>
             </w:pPr>
-            <w:r>
-              <w:rPr>
-                <w:rFonts w:ascii="Times New Roman" w:hAnsi="Times New Roman"/>
-                <w:sz w:val="28"/>
-                <w:szCs w:val="28"/>
-                <w:lang w:val="en-US"/>
-              </w:rPr>
-              <w:t>VARCHAR(120)</w:t>
+            <w:proofErr w:type="gramStart"/>
+            <w:r>
+              <w:rPr>
+                <w:rFonts w:ascii="Times New Roman" w:hAnsi="Times New Roman"/>
+                <w:sz w:val="28"/>
+                <w:szCs w:val="28"/>
+                <w:lang w:val="en-US"/>
+              </w:rPr>
+              <w:t>VARCHAR(</w:t>
+            </w:r>
+            <w:proofErr w:type="gramEnd"/>
+            <w:r>
+              <w:rPr>
+                <w:rFonts w:ascii="Times New Roman" w:hAnsi="Times New Roman"/>
+                <w:sz w:val="28"/>
+                <w:szCs w:val="28"/>
+                <w:lang w:val="en-US"/>
+              </w:rPr>
+              <w:t>120)</w:t>
             </w:r>
           </w:p>
         </w:tc>
@@ -6346,8 +6456,19 @@
                 <w:szCs w:val="28"/>
                 <w:lang w:val="en-US"/>
               </w:rPr>
-              <w:t>NOT NULL,UNIQUE</w:t>
-            </w:r>
+              <w:t xml:space="preserve">NOT </w:t>
+            </w:r>
+            <w:proofErr w:type="gramStart"/>
+            <w:r>
+              <w:rPr>
+                <w:rFonts w:ascii="Times New Roman" w:hAnsi="Times New Roman"/>
+                <w:sz w:val="28"/>
+                <w:szCs w:val="28"/>
+                <w:lang w:val="en-US"/>
+              </w:rPr>
+              <w:t>NULL,UNIQUE</w:t>
+            </w:r>
+            <w:proofErr w:type="gramEnd"/>
           </w:p>
         </w:tc>
         <w:tc>
@@ -6434,14 +6555,25 @@
                 <w:lang w:val="en-US"/>
               </w:rPr>
             </w:pPr>
-            <w:r>
-              <w:rPr>
-                <w:rFonts w:ascii="Times New Roman" w:hAnsi="Times New Roman"/>
-                <w:sz w:val="28"/>
-                <w:szCs w:val="28"/>
-                <w:lang w:val="en-US"/>
-              </w:rPr>
-              <w:t>VARCHAR(150)</w:t>
+            <w:proofErr w:type="gramStart"/>
+            <w:r>
+              <w:rPr>
+                <w:rFonts w:ascii="Times New Roman" w:hAnsi="Times New Roman"/>
+                <w:sz w:val="28"/>
+                <w:szCs w:val="28"/>
+                <w:lang w:val="en-US"/>
+              </w:rPr>
+              <w:t>VARCHAR(</w:t>
+            </w:r>
+            <w:proofErr w:type="gramEnd"/>
+            <w:r>
+              <w:rPr>
+                <w:rFonts w:ascii="Times New Roman" w:hAnsi="Times New Roman"/>
+                <w:sz w:val="28"/>
+                <w:szCs w:val="28"/>
+                <w:lang w:val="en-US"/>
+              </w:rPr>
+              <w:t>150)</w:t>
             </w:r>
           </w:p>
         </w:tc>
@@ -6471,8 +6603,19 @@
                 <w:szCs w:val="28"/>
                 <w:lang w:val="en-US"/>
               </w:rPr>
-              <w:t>NOT NULL,UNIQUE</w:t>
-            </w:r>
+              <w:t xml:space="preserve">NOT </w:t>
+            </w:r>
+            <w:proofErr w:type="gramStart"/>
+            <w:r>
+              <w:rPr>
+                <w:rFonts w:ascii="Times New Roman" w:hAnsi="Times New Roman"/>
+                <w:sz w:val="28"/>
+                <w:szCs w:val="28"/>
+                <w:lang w:val="en-US"/>
+              </w:rPr>
+              <w:t>NULL,UNIQUE</w:t>
+            </w:r>
+            <w:proofErr w:type="gramEnd"/>
           </w:p>
         </w:tc>
         <w:tc>
@@ -6983,14 +7126,25 @@
                 <w:lang w:val="en-US"/>
               </w:rPr>
             </w:pPr>
-            <w:r>
-              <w:rPr>
-                <w:rFonts w:ascii="Times New Roman" w:hAnsi="Times New Roman"/>
-                <w:sz w:val="28"/>
-                <w:szCs w:val="28"/>
-                <w:lang w:val="en-US"/>
-              </w:rPr>
-              <w:t>VARCHAR(10)</w:t>
+            <w:proofErr w:type="gramStart"/>
+            <w:r>
+              <w:rPr>
+                <w:rFonts w:ascii="Times New Roman" w:hAnsi="Times New Roman"/>
+                <w:sz w:val="28"/>
+                <w:szCs w:val="28"/>
+                <w:lang w:val="en-US"/>
+              </w:rPr>
+              <w:t>VARCHAR(</w:t>
+            </w:r>
+            <w:proofErr w:type="gramEnd"/>
+            <w:r>
+              <w:rPr>
+                <w:rFonts w:ascii="Times New Roman" w:hAnsi="Times New Roman"/>
+                <w:sz w:val="28"/>
+                <w:szCs w:val="28"/>
+                <w:lang w:val="en-US"/>
+              </w:rPr>
+              <w:t>10)</w:t>
             </w:r>
           </w:p>
         </w:tc>
@@ -7119,14 +7273,25 @@
                 <w:lang w:val="en-US"/>
               </w:rPr>
             </w:pPr>
-            <w:r>
-              <w:rPr>
-                <w:rFonts w:ascii="Times New Roman" w:hAnsi="Times New Roman"/>
-                <w:sz w:val="28"/>
-                <w:szCs w:val="28"/>
-                <w:lang w:val="en-US"/>
-              </w:rPr>
-              <w:t>VARCHAR(120)</w:t>
+            <w:proofErr w:type="gramStart"/>
+            <w:r>
+              <w:rPr>
+                <w:rFonts w:ascii="Times New Roman" w:hAnsi="Times New Roman"/>
+                <w:sz w:val="28"/>
+                <w:szCs w:val="28"/>
+                <w:lang w:val="en-US"/>
+              </w:rPr>
+              <w:t>VARCHAR(</w:t>
+            </w:r>
+            <w:proofErr w:type="gramEnd"/>
+            <w:r>
+              <w:rPr>
+                <w:rFonts w:ascii="Times New Roman" w:hAnsi="Times New Roman"/>
+                <w:sz w:val="28"/>
+                <w:szCs w:val="28"/>
+                <w:lang w:val="en-US"/>
+              </w:rPr>
+              <w:t>120)</w:t>
             </w:r>
           </w:p>
         </w:tc>
@@ -7156,8 +7321,19 @@
                 <w:szCs w:val="28"/>
                 <w:lang w:val="en-US"/>
               </w:rPr>
-              <w:t>NOT NULL,UNIQUE</w:t>
-            </w:r>
+              <w:t xml:space="preserve">NOT </w:t>
+            </w:r>
+            <w:proofErr w:type="gramStart"/>
+            <w:r>
+              <w:rPr>
+                <w:rFonts w:ascii="Times New Roman" w:hAnsi="Times New Roman"/>
+                <w:sz w:val="28"/>
+                <w:szCs w:val="28"/>
+                <w:lang w:val="en-US"/>
+              </w:rPr>
+              <w:t>NULL,UNIQUE</w:t>
+            </w:r>
+            <w:proofErr w:type="gramEnd"/>
           </w:p>
         </w:tc>
         <w:tc>
@@ -7252,14 +7428,25 @@
                 <w:lang w:val="en-US"/>
               </w:rPr>
             </w:pPr>
-            <w:r>
-              <w:rPr>
-                <w:rFonts w:ascii="Times New Roman" w:hAnsi="Times New Roman"/>
-                <w:sz w:val="28"/>
-                <w:szCs w:val="28"/>
-                <w:lang w:val="en-US"/>
-              </w:rPr>
-              <w:t>VARCHAR(150)</w:t>
+            <w:proofErr w:type="gramStart"/>
+            <w:r>
+              <w:rPr>
+                <w:rFonts w:ascii="Times New Roman" w:hAnsi="Times New Roman"/>
+                <w:sz w:val="28"/>
+                <w:szCs w:val="28"/>
+                <w:lang w:val="en-US"/>
+              </w:rPr>
+              <w:t>VARCHAR(</w:t>
+            </w:r>
+            <w:proofErr w:type="gramEnd"/>
+            <w:r>
+              <w:rPr>
+                <w:rFonts w:ascii="Times New Roman" w:hAnsi="Times New Roman"/>
+                <w:sz w:val="28"/>
+                <w:szCs w:val="28"/>
+                <w:lang w:val="en-US"/>
+              </w:rPr>
+              <w:t>150)</w:t>
             </w:r>
           </w:p>
         </w:tc>
@@ -7289,8 +7476,19 @@
                 <w:szCs w:val="28"/>
                 <w:lang w:val="en-US"/>
               </w:rPr>
-              <w:t>NOT NULL,UNIQUE</w:t>
-            </w:r>
+              <w:t xml:space="preserve">NOT </w:t>
+            </w:r>
+            <w:proofErr w:type="gramStart"/>
+            <w:r>
+              <w:rPr>
+                <w:rFonts w:ascii="Times New Roman" w:hAnsi="Times New Roman"/>
+                <w:sz w:val="28"/>
+                <w:szCs w:val="28"/>
+                <w:lang w:val="en-US"/>
+              </w:rPr>
+              <w:t>NULL,UNIQUE</w:t>
+            </w:r>
+            <w:proofErr w:type="gramEnd"/>
           </w:p>
         </w:tc>
         <w:tc>
@@ -7492,6 +7690,7 @@
         </w:rPr>
         <w:t>_</w:t>
       </w:r>
+      <w:proofErr w:type="gramStart"/>
       <w:r>
         <w:rPr>
           <w:rFonts w:ascii="Times New Roman" w:eastAsia="Calibri" w:hAnsi="Times New Roman" w:cs="Times New Roman"/>
@@ -7509,6 +7708,7 @@
         </w:rPr>
         <w:t>(</w:t>
       </w:r>
+      <w:proofErr w:type="gramEnd"/>
       <w:r>
         <w:rPr>
           <w:rFonts w:ascii="Times New Roman" w:eastAsia="Calibri" w:hAnsi="Times New Roman" w:cs="Times New Roman"/>
@@ -7955,7 +8155,25 @@
           <w:sz w:val="28"/>
           <w:szCs w:val="28"/>
         </w:rPr>
-        <w:t xml:space="preserve">Эта структура обеспечивает полную функциональность системы управления задачами </w:t>
+        <w:t xml:space="preserve">Эта структура обеспечивает полную функциональность системы управления </w:t>
+      </w:r>
+      <w:proofErr w:type="gramStart"/>
+      <w:r>
+        <w:rPr>
+          <w:rFonts w:ascii="Times New Roman" w:hAnsi="Times New Roman" w:cs="Times New Roman"/>
+          <w:sz w:val="28"/>
+          <w:szCs w:val="28"/>
+        </w:rPr>
+        <w:t>задачами</w:t>
+      </w:r>
+      <w:proofErr w:type="gramEnd"/>
+      <w:r>
+        <w:rPr>
+          <w:rFonts w:ascii="Times New Roman" w:hAnsi="Times New Roman" w:cs="Times New Roman"/>
+          <w:sz w:val="28"/>
+          <w:szCs w:val="28"/>
+        </w:rPr>
+        <w:t xml:space="preserve"> </w:t>
       </w:r>
       <w:r>
         <w:rPr>
@@ -8329,6 +8547,7 @@
               </w:rPr>
             </w:pPr>
             <w:proofErr w:type="spellStart"/>
+            <w:proofErr w:type="gramStart"/>
             <w:r>
               <w:rPr>
                 <w:rFonts w:ascii="Times New Roman" w:hAnsi="Times New Roman" w:cs="Times New Roman"/>
@@ -8339,6 +8558,7 @@
               <w:t>Students,Grades</w:t>
             </w:r>
             <w:proofErr w:type="spellEnd"/>
+            <w:proofErr w:type="gramEnd"/>
           </w:p>
         </w:tc>
       </w:tr>
@@ -8353,13 +8573,15 @@
                 <w:rFonts w:ascii="Times New Roman" w:hAnsi="Times New Roman" w:cs="Times New Roman"/>
                 <w:sz w:val="28"/>
                 <w:szCs w:val="28"/>
-              </w:rPr>
-            </w:pPr>
-            <w:r>
-              <w:rPr>
-                <w:rFonts w:ascii="Times New Roman" w:hAnsi="Times New Roman" w:cs="Times New Roman"/>
-                <w:sz w:val="28"/>
-                <w:szCs w:val="28"/>
+                <w:highlight w:val="yellow"/>
+              </w:rPr>
+            </w:pPr>
+            <w:r>
+              <w:rPr>
+                <w:rFonts w:ascii="Times New Roman" w:hAnsi="Times New Roman" w:cs="Times New Roman"/>
+                <w:sz w:val="28"/>
+                <w:szCs w:val="28"/>
+                <w:highlight w:val="yellow"/>
               </w:rPr>
               <w:t>Функция</w:t>
             </w:r>
@@ -8375,13 +8597,15 @@
                 <w:rFonts w:ascii="Times New Roman" w:hAnsi="Times New Roman" w:cs="Times New Roman"/>
                 <w:sz w:val="28"/>
                 <w:szCs w:val="28"/>
-              </w:rPr>
-            </w:pPr>
-            <w:r>
-              <w:rPr>
-                <w:rFonts w:ascii="Times New Roman" w:hAnsi="Times New Roman" w:cs="Times New Roman"/>
-                <w:sz w:val="28"/>
-                <w:szCs w:val="28"/>
+                <w:highlight w:val="yellow"/>
+              </w:rPr>
+            </w:pPr>
+            <w:r>
+              <w:rPr>
+                <w:rFonts w:ascii="Times New Roman" w:hAnsi="Times New Roman" w:cs="Times New Roman"/>
+                <w:sz w:val="28"/>
+                <w:szCs w:val="28"/>
+                <w:highlight w:val="yellow"/>
                 <w:lang/>
               </w:rPr>
               <w:t>avgGradesBySpecialty</w:t>
@@ -8398,13 +8622,15 @@
                 <w:rFonts w:ascii="Times New Roman" w:hAnsi="Times New Roman" w:cs="Times New Roman"/>
                 <w:sz w:val="28"/>
                 <w:szCs w:val="28"/>
-              </w:rPr>
-            </w:pPr>
-            <w:r>
-              <w:rPr>
-                <w:rFonts w:ascii="Times New Roman" w:hAnsi="Times New Roman" w:cs="Times New Roman"/>
-                <w:sz w:val="28"/>
-                <w:szCs w:val="28"/>
+                <w:highlight w:val="yellow"/>
+              </w:rPr>
+            </w:pPr>
+            <w:r>
+              <w:rPr>
+                <w:rFonts w:ascii="Times New Roman" w:hAnsi="Times New Roman" w:cs="Times New Roman"/>
+                <w:sz w:val="28"/>
+                <w:szCs w:val="28"/>
+                <w:highlight w:val="yellow"/>
               </w:rPr>
               <w:t>Возвращает</w:t>
             </w:r>
@@ -8413,6 +8639,7 @@
                 <w:rFonts w:ascii="Times New Roman" w:hAnsi="Times New Roman" w:cs="Times New Roman"/>
                 <w:sz w:val="28"/>
                 <w:szCs w:val="28"/>
+                <w:highlight w:val="yellow"/>
               </w:rPr>
               <w:t xml:space="preserve"> средн</w:t>
             </w:r>
@@ -8421,6 +8648,7 @@
                 <w:rFonts w:ascii="Times New Roman" w:hAnsi="Times New Roman" w:cs="Times New Roman"/>
                 <w:sz w:val="28"/>
                 <w:szCs w:val="28"/>
+                <w:highlight w:val="yellow"/>
               </w:rPr>
               <w:t>юю о</w:t>
             </w:r>
@@ -8429,6 +8657,7 @@
                 <w:rFonts w:ascii="Times New Roman" w:hAnsi="Times New Roman" w:cs="Times New Roman"/>
                 <w:sz w:val="28"/>
                 <w:szCs w:val="28"/>
+                <w:highlight w:val="yellow"/>
               </w:rPr>
               <w:t>ценк</w:t>
             </w:r>
@@ -8437,6 +8666,7 @@
                 <w:rFonts w:ascii="Times New Roman" w:hAnsi="Times New Roman" w:cs="Times New Roman"/>
                 <w:sz w:val="28"/>
                 <w:szCs w:val="28"/>
+                <w:highlight w:val="yellow"/>
               </w:rPr>
               <w:t>у</w:t>
             </w:r>
@@ -8445,6 +8675,7 @@
                 <w:rFonts w:ascii="Times New Roman" w:hAnsi="Times New Roman" w:cs="Times New Roman"/>
                 <w:sz w:val="28"/>
                 <w:szCs w:val="28"/>
+                <w:highlight w:val="yellow"/>
               </w:rPr>
               <w:t xml:space="preserve"> по специальности</w:t>
             </w:r>
@@ -8460,20 +8691,24 @@
                 <w:rFonts w:ascii="Times New Roman" w:hAnsi="Times New Roman" w:cs="Times New Roman"/>
                 <w:sz w:val="28"/>
                 <w:szCs w:val="28"/>
+                <w:highlight w:val="yellow"/>
                 <w:lang w:val="en-US"/>
               </w:rPr>
             </w:pPr>
             <w:proofErr w:type="spellStart"/>
-            <w:r>
-              <w:rPr>
-                <w:rFonts w:ascii="Times New Roman" w:hAnsi="Times New Roman" w:cs="Times New Roman"/>
-                <w:sz w:val="28"/>
-                <w:szCs w:val="28"/>
+            <w:proofErr w:type="gramStart"/>
+            <w:r>
+              <w:rPr>
+                <w:rFonts w:ascii="Times New Roman" w:hAnsi="Times New Roman" w:cs="Times New Roman"/>
+                <w:sz w:val="28"/>
+                <w:szCs w:val="28"/>
+                <w:highlight w:val="yellow"/>
                 <w:lang w:val="en-US"/>
               </w:rPr>
               <w:t>Specialties,Grades</w:t>
             </w:r>
             <w:proofErr w:type="spellEnd"/>
+            <w:proofErr w:type="gramEnd"/>
           </w:p>
         </w:tc>
       </w:tr>
@@ -8565,7 +8800,7 @@
                 <w:sz w:val="28"/>
                 <w:szCs w:val="28"/>
               </w:rPr>
-              <w:t xml:space="preserve"> студентов на курсе с </w:t>
+              <w:t xml:space="preserve"> студентов на курсе </w:t>
             </w:r>
           </w:p>
         </w:tc>
@@ -8583,6 +8818,7 @@
               </w:rPr>
             </w:pPr>
             <w:proofErr w:type="spellStart"/>
+            <w:proofErr w:type="gramStart"/>
             <w:r>
               <w:rPr>
                 <w:rFonts w:ascii="Times New Roman" w:hAnsi="Times New Roman" w:cs="Times New Roman"/>
@@ -8593,6 +8829,7 @@
               <w:t>Students,Faculties</w:t>
             </w:r>
             <w:proofErr w:type="spellEnd"/>
+            <w:proofErr w:type="gramEnd"/>
           </w:p>
         </w:tc>
       </w:tr>
@@ -8703,6 +8940,7 @@
               </w:rPr>
             </w:pPr>
             <w:proofErr w:type="spellStart"/>
+            <w:proofErr w:type="gramStart"/>
             <w:r>
               <w:rPr>
                 <w:rFonts w:ascii="Times New Roman" w:hAnsi="Times New Roman" w:cs="Times New Roman"/>
@@ -8713,6 +8951,7 @@
               <w:t>Teacher,Exams</w:t>
             </w:r>
             <w:proofErr w:type="spellEnd"/>
+            <w:proofErr w:type="gramEnd"/>
           </w:p>
         </w:tc>
       </w:tr>
@@ -8806,6 +9045,7 @@
               </w:rPr>
             </w:pPr>
             <w:proofErr w:type="spellStart"/>
+            <w:proofErr w:type="gramStart"/>
             <w:r>
               <w:rPr>
                 <w:rFonts w:ascii="Times New Roman" w:hAnsi="Times New Roman" w:cs="Times New Roman"/>
@@ -8816,6 +9056,7 @@
               <w:t>Teachers,Faculties</w:t>
             </w:r>
             <w:proofErr w:type="spellEnd"/>
+            <w:proofErr w:type="gramEnd"/>
           </w:p>
         </w:tc>
       </w:tr>
@@ -8837,7 +9078,7 @@
           <w:sz w:val="28"/>
           <w:szCs w:val="28"/>
         </w:rPr>
-        <w:t xml:space="preserve">Управление бизнес-процессами системы, такими как переназначение задач, регистрация пользователей и смена статусов поручений, реализовано с </w:t>
+        <w:t xml:space="preserve">Управление </w:t>
       </w:r>
       <w:r>
         <w:rPr>
@@ -8845,8 +9086,58 @@
           <w:sz w:val="28"/>
           <w:szCs w:val="28"/>
         </w:rPr>
+        <w:t>актуальными данными для способствованию организации учебного процесса</w:t>
+      </w:r>
+      <w:r>
+        <w:rPr>
+          <w:rFonts w:ascii="Times New Roman" w:hAnsi="Times New Roman" w:cs="Times New Roman"/>
+          <w:sz w:val="28"/>
+          <w:szCs w:val="28"/>
+        </w:rPr>
+        <w:t>,</w:t>
+      </w:r>
+      <w:r>
+        <w:rPr>
+          <w:rFonts w:ascii="Times New Roman" w:hAnsi="Times New Roman" w:cs="Times New Roman"/>
+          <w:sz w:val="28"/>
+          <w:szCs w:val="28"/>
+        </w:rPr>
+        <w:t xml:space="preserve"> а также облегчения процесса </w:t>
+      </w:r>
+      <w:proofErr w:type="gramStart"/>
+      <w:r>
+        <w:rPr>
+          <w:rFonts w:ascii="Times New Roman" w:hAnsi="Times New Roman" w:cs="Times New Roman"/>
+          <w:sz w:val="28"/>
+          <w:szCs w:val="28"/>
+        </w:rPr>
+        <w:t xml:space="preserve">редактирования </w:t>
+      </w:r>
+      <w:r>
+        <w:rPr>
+          <w:rFonts w:ascii="Times New Roman" w:hAnsi="Times New Roman" w:cs="Times New Roman"/>
+          <w:sz w:val="28"/>
+          <w:szCs w:val="28"/>
+        </w:rPr>
+        <w:t xml:space="preserve"> реализовано</w:t>
+      </w:r>
+      <w:proofErr w:type="gramEnd"/>
+      <w:r>
+        <w:rPr>
+          <w:rFonts w:ascii="Times New Roman" w:hAnsi="Times New Roman" w:cs="Times New Roman"/>
+          <w:sz w:val="28"/>
+          <w:szCs w:val="28"/>
+        </w:rPr>
+        <w:t xml:space="preserve"> </w:t>
+      </w:r>
+      <w:r>
+        <w:rPr>
+          <w:rFonts w:ascii="Times New Roman" w:hAnsi="Times New Roman" w:cs="Times New Roman"/>
+          <w:sz w:val="28"/>
+          <w:szCs w:val="28"/>
+        </w:rPr>
         <w:lastRenderedPageBreak/>
-        <w:t>помощью хранимых процедур. Их подробное описание приведено в таблице 1.</w:t>
+        <w:t>с помощью хранимых процедур. Их подробное описание приведено в таблице 1.</w:t>
       </w:r>
       <w:r>
         <w:rPr>
@@ -9113,25 +9404,23 @@
                 <w:sz w:val="28"/>
                 <w:szCs w:val="28"/>
               </w:rPr>
-              <w:t xml:space="preserve">Перевод студента на </w:t>
-            </w:r>
-            <w:proofErr w:type="spellStart"/>
-            <w:r>
-              <w:rPr>
-                <w:rFonts w:ascii="Times New Roman" w:hAnsi="Times New Roman" w:cs="Times New Roman"/>
-                <w:sz w:val="28"/>
-                <w:szCs w:val="28"/>
-              </w:rPr>
-              <w:t>слудующий</w:t>
-            </w:r>
-            <w:proofErr w:type="spellEnd"/>
-            <w:r>
-              <w:rPr>
-                <w:rFonts w:ascii="Times New Roman" w:hAnsi="Times New Roman" w:cs="Times New Roman"/>
-                <w:sz w:val="28"/>
-                <w:szCs w:val="28"/>
-              </w:rPr>
-              <w:t xml:space="preserve"> курс</w:t>
+              <w:t>Перевод студента на сл</w:t>
+            </w:r>
+            <w:r>
+              <w:rPr>
+                <w:rFonts w:ascii="Times New Roman" w:hAnsi="Times New Roman" w:cs="Times New Roman"/>
+                <w:sz w:val="28"/>
+                <w:szCs w:val="28"/>
+              </w:rPr>
+              <w:t>е</w:t>
+            </w:r>
+            <w:r>
+              <w:rPr>
+                <w:rFonts w:ascii="Times New Roman" w:hAnsi="Times New Roman" w:cs="Times New Roman"/>
+                <w:sz w:val="28"/>
+                <w:szCs w:val="28"/>
+              </w:rPr>
+              <w:t>дующий курс</w:t>
             </w:r>
           </w:p>
         </w:tc>
@@ -9358,6 +9647,7 @@
               </w:rPr>
             </w:pPr>
             <w:proofErr w:type="spellStart"/>
+            <w:proofErr w:type="gramStart"/>
             <w:r>
               <w:rPr>
                 <w:rFonts w:ascii="Times New Roman" w:hAnsi="Times New Roman" w:cs="Times New Roman"/>
@@ -9368,6 +9658,7 @@
               <w:t>Teachers,Exams</w:t>
             </w:r>
             <w:proofErr w:type="spellEnd"/>
+            <w:proofErr w:type="gramEnd"/>
             <w:r>
               <w:rPr>
                 <w:rFonts w:ascii="Times New Roman" w:hAnsi="Times New Roman" w:cs="Times New Roman"/>
@@ -9412,13 +9703,15 @@
                 <w:rFonts w:ascii="Times New Roman" w:hAnsi="Times New Roman" w:cs="Times New Roman"/>
                 <w:sz w:val="28"/>
                 <w:szCs w:val="28"/>
-              </w:rPr>
-            </w:pPr>
-            <w:r>
-              <w:rPr>
-                <w:rFonts w:ascii="Times New Roman" w:hAnsi="Times New Roman" w:cs="Times New Roman"/>
-                <w:sz w:val="28"/>
-                <w:szCs w:val="28"/>
+                <w:highlight w:val="yellow"/>
+              </w:rPr>
+            </w:pPr>
+            <w:r>
+              <w:rPr>
+                <w:rFonts w:ascii="Times New Roman" w:hAnsi="Times New Roman" w:cs="Times New Roman"/>
+                <w:sz w:val="28"/>
+                <w:szCs w:val="28"/>
+                <w:highlight w:val="yellow"/>
               </w:rPr>
               <w:t>Процедура</w:t>
             </w:r>
@@ -9435,13 +9728,15 @@
                 <w:rFonts w:ascii="Times New Roman" w:hAnsi="Times New Roman" w:cs="Times New Roman"/>
                 <w:sz w:val="28"/>
                 <w:szCs w:val="28"/>
-              </w:rPr>
-            </w:pPr>
-            <w:r>
-              <w:rPr>
-                <w:rFonts w:ascii="Times New Roman" w:hAnsi="Times New Roman" w:cs="Times New Roman"/>
-                <w:sz w:val="28"/>
-                <w:szCs w:val="28"/>
+                <w:highlight w:val="yellow"/>
+              </w:rPr>
+            </w:pPr>
+            <w:r>
+              <w:rPr>
+                <w:rFonts w:ascii="Times New Roman" w:hAnsi="Times New Roman" w:cs="Times New Roman"/>
+                <w:sz w:val="28"/>
+                <w:szCs w:val="28"/>
+                <w:highlight w:val="yellow"/>
                 <w:lang/>
               </w:rPr>
               <w:t>addExam</w:t>
@@ -9458,13 +9753,15 @@
                 <w:rFonts w:ascii="Times New Roman" w:hAnsi="Times New Roman" w:cs="Times New Roman"/>
                 <w:sz w:val="28"/>
                 <w:szCs w:val="28"/>
-              </w:rPr>
-            </w:pPr>
-            <w:r>
-              <w:rPr>
-                <w:rFonts w:ascii="Times New Roman" w:hAnsi="Times New Roman" w:cs="Times New Roman"/>
-                <w:sz w:val="28"/>
-                <w:szCs w:val="28"/>
+                <w:highlight w:val="yellow"/>
+              </w:rPr>
+            </w:pPr>
+            <w:r>
+              <w:rPr>
+                <w:rFonts w:ascii="Times New Roman" w:hAnsi="Times New Roman" w:cs="Times New Roman"/>
+                <w:sz w:val="28"/>
+                <w:szCs w:val="28"/>
+                <w:highlight w:val="yellow"/>
               </w:rPr>
               <w:t>Назначение экзамена</w:t>
             </w:r>
@@ -9480,14 +9777,16 @@
                 <w:rFonts w:ascii="Times New Roman" w:hAnsi="Times New Roman" w:cs="Times New Roman"/>
                 <w:sz w:val="28"/>
                 <w:szCs w:val="28"/>
-                <w:lang w:val="en-US"/>
-              </w:rPr>
-            </w:pPr>
-            <w:r>
-              <w:rPr>
-                <w:rFonts w:ascii="Times New Roman" w:hAnsi="Times New Roman" w:cs="Times New Roman"/>
-                <w:sz w:val="28"/>
-                <w:szCs w:val="28"/>
+                <w:highlight w:val="yellow"/>
+                <w:lang w:val="en-US"/>
+              </w:rPr>
+            </w:pPr>
+            <w:r>
+              <w:rPr>
+                <w:rFonts w:ascii="Times New Roman" w:hAnsi="Times New Roman" w:cs="Times New Roman"/>
+                <w:sz w:val="28"/>
+                <w:szCs w:val="28"/>
+                <w:highlight w:val="yellow"/>
                 <w:lang w:val="en-US"/>
               </w:rPr>
               <w:t>Exams</w:t>
@@ -9506,13 +9805,15 @@
                 <w:rFonts w:ascii="Times New Roman" w:hAnsi="Times New Roman" w:cs="Times New Roman"/>
                 <w:sz w:val="28"/>
                 <w:szCs w:val="28"/>
-              </w:rPr>
-            </w:pPr>
-            <w:r>
-              <w:rPr>
-                <w:rFonts w:ascii="Times New Roman" w:hAnsi="Times New Roman" w:cs="Times New Roman"/>
-                <w:sz w:val="28"/>
-                <w:szCs w:val="28"/>
+                <w:highlight w:val="yellow"/>
+              </w:rPr>
+            </w:pPr>
+            <w:r>
+              <w:rPr>
+                <w:rFonts w:ascii="Times New Roman" w:hAnsi="Times New Roman" w:cs="Times New Roman"/>
+                <w:sz w:val="28"/>
+                <w:szCs w:val="28"/>
+                <w:highlight w:val="yellow"/>
               </w:rPr>
               <w:t>Процедура</w:t>
             </w:r>
@@ -9529,13 +9830,15 @@
                 <w:rFonts w:ascii="Times New Roman" w:hAnsi="Times New Roman" w:cs="Times New Roman"/>
                 <w:sz w:val="28"/>
                 <w:szCs w:val="28"/>
-              </w:rPr>
-            </w:pPr>
-            <w:r>
-              <w:rPr>
-                <w:rFonts w:ascii="Times New Roman" w:hAnsi="Times New Roman" w:cs="Times New Roman"/>
-                <w:sz w:val="28"/>
-                <w:szCs w:val="28"/>
+                <w:highlight w:val="yellow"/>
+              </w:rPr>
+            </w:pPr>
+            <w:r>
+              <w:rPr>
+                <w:rFonts w:ascii="Times New Roman" w:hAnsi="Times New Roman" w:cs="Times New Roman"/>
+                <w:sz w:val="28"/>
+                <w:szCs w:val="28"/>
+                <w:highlight w:val="yellow"/>
                 <w:lang/>
               </w:rPr>
               <w:t>replaceExamTeacher</w:t>
@@ -9552,13 +9855,15 @@
                 <w:rFonts w:ascii="Times New Roman" w:hAnsi="Times New Roman" w:cs="Times New Roman"/>
                 <w:sz w:val="28"/>
                 <w:szCs w:val="28"/>
-              </w:rPr>
-            </w:pPr>
-            <w:r>
-              <w:rPr>
-                <w:rFonts w:ascii="Times New Roman" w:hAnsi="Times New Roman" w:cs="Times New Roman"/>
-                <w:sz w:val="28"/>
-                <w:szCs w:val="28"/>
+                <w:highlight w:val="yellow"/>
+              </w:rPr>
+            </w:pPr>
+            <w:r>
+              <w:rPr>
+                <w:rFonts w:ascii="Times New Roman" w:hAnsi="Times New Roman" w:cs="Times New Roman"/>
+                <w:sz w:val="28"/>
+                <w:szCs w:val="28"/>
+                <w:highlight w:val="yellow"/>
               </w:rPr>
               <w:t>Назначение замены преподавателя на экзамен</w:t>
             </w:r>
@@ -9574,14 +9879,16 @@
                 <w:rFonts w:ascii="Times New Roman" w:hAnsi="Times New Roman" w:cs="Times New Roman"/>
                 <w:sz w:val="28"/>
                 <w:szCs w:val="28"/>
-                <w:lang w:val="en-US"/>
-              </w:rPr>
-            </w:pPr>
-            <w:r>
-              <w:rPr>
-                <w:rFonts w:ascii="Times New Roman" w:hAnsi="Times New Roman" w:cs="Times New Roman"/>
-                <w:sz w:val="28"/>
-                <w:szCs w:val="28"/>
+                <w:highlight w:val="yellow"/>
+                <w:lang w:val="en-US"/>
+              </w:rPr>
+            </w:pPr>
+            <w:r>
+              <w:rPr>
+                <w:rFonts w:ascii="Times New Roman" w:hAnsi="Times New Roman" w:cs="Times New Roman"/>
+                <w:sz w:val="28"/>
+                <w:szCs w:val="28"/>
+                <w:highlight w:val="yellow"/>
                 <w:lang w:val="en-US"/>
               </w:rPr>
               <w:t>Exams</w:t>
@@ -9936,6 +10243,7 @@
               </w:rPr>
             </w:pPr>
             <w:proofErr w:type="spellStart"/>
+            <w:proofErr w:type="gramStart"/>
             <w:r>
               <w:rPr>
                 <w:rFonts w:ascii="Times New Roman" w:hAnsi="Times New Roman" w:cs="Times New Roman"/>
@@ -9946,6 +10254,7 @@
               <w:t>Students,Specialties</w:t>
             </w:r>
             <w:proofErr w:type="spellEnd"/>
+            <w:proofErr w:type="gramEnd"/>
             <w:r>
               <w:rPr>
                 <w:rFonts w:ascii="Times New Roman" w:hAnsi="Times New Roman" w:cs="Times New Roman"/>
@@ -9994,9 +10303,20 @@
                 <w:szCs w:val="28"/>
                 <w:lang w:val="en-US"/>
               </w:rPr>
-              <w:t>Subject_Teacher,Teachers</w:t>
+              <w:t>Subject_</w:t>
+            </w:r>
+            <w:proofErr w:type="gramStart"/>
+            <w:r>
+              <w:rPr>
+                <w:rFonts w:ascii="Times New Roman" w:hAnsi="Times New Roman" w:cs="Times New Roman"/>
+                <w:sz w:val="28"/>
+                <w:szCs w:val="28"/>
+                <w:lang w:val="en-US"/>
+              </w:rPr>
+              <w:t>Teacher,Teachers</w:t>
             </w:r>
             <w:proofErr w:type="spellEnd"/>
+            <w:proofErr w:type="gramEnd"/>
           </w:p>
         </w:tc>
       </w:tr>
@@ -10568,8 +10888,18 @@
           <w:sz w:val="28"/>
           <w:szCs w:val="28"/>
         </w:rPr>
-        <w:t>Перечень студентов(</w:t>
-      </w:r>
+        <w:t xml:space="preserve">Перечень </w:t>
+      </w:r>
+      <w:proofErr w:type="gramStart"/>
+      <w:r>
+        <w:rPr>
+          <w:rFonts w:ascii="Times New Roman" w:eastAsia="Calibri" w:hAnsi="Times New Roman" w:cs="Times New Roman"/>
+          <w:sz w:val="28"/>
+          <w:szCs w:val="28"/>
+        </w:rPr>
+        <w:t>студентов(</w:t>
+      </w:r>
+      <w:proofErr w:type="gramEnd"/>
       <w:r>
         <w:rPr>
           <w:rFonts w:ascii="Times New Roman" w:eastAsia="Calibri" w:hAnsi="Times New Roman" w:cs="Times New Roman"/>
@@ -10841,7 +11171,25 @@
                 <w:sz w:val="28"/>
                 <w:szCs w:val="28"/>
               </w:rPr>
-              <w:t>Уникальный идентификатор студента(номер студенческого билета)</w:t>
+              <w:t xml:space="preserve">Уникальный идентификатор </w:t>
+            </w:r>
+            <w:proofErr w:type="gramStart"/>
+            <w:r>
+              <w:rPr>
+                <w:rFonts w:ascii="Times New Roman" w:hAnsi="Times New Roman"/>
+                <w:sz w:val="28"/>
+                <w:szCs w:val="28"/>
+              </w:rPr>
+              <w:t>студента(</w:t>
+            </w:r>
+            <w:proofErr w:type="gramEnd"/>
+            <w:r>
+              <w:rPr>
+                <w:rFonts w:ascii="Times New Roman" w:hAnsi="Times New Roman"/>
+                <w:sz w:val="28"/>
+                <w:szCs w:val="28"/>
+              </w:rPr>
+              <w:t>номер студенческого билета)</w:t>
             </w:r>
           </w:p>
         </w:tc>
@@ -13068,13 +13416,23 @@
                 <w:szCs w:val="28"/>
               </w:rPr>
             </w:pPr>
-            <w:r>
-              <w:rPr>
-                <w:rFonts w:ascii="Times New Roman" w:hAnsi="Times New Roman"/>
-                <w:sz w:val="28"/>
-                <w:szCs w:val="28"/>
-              </w:rPr>
-              <w:t>Должность(ассистент, ст. преп.)</w:t>
+            <w:proofErr w:type="gramStart"/>
+            <w:r>
+              <w:rPr>
+                <w:rFonts w:ascii="Times New Roman" w:hAnsi="Times New Roman"/>
+                <w:sz w:val="28"/>
+                <w:szCs w:val="28"/>
+              </w:rPr>
+              <w:t>Должность(</w:t>
+            </w:r>
+            <w:proofErr w:type="gramEnd"/>
+            <w:r>
+              <w:rPr>
+                <w:rFonts w:ascii="Times New Roman" w:hAnsi="Times New Roman"/>
+                <w:sz w:val="28"/>
+                <w:szCs w:val="28"/>
+              </w:rPr>
+              <w:t>ассистент, ст. преп.)</w:t>
             </w:r>
           </w:p>
         </w:tc>
@@ -13378,8 +13736,18 @@
           <w:sz w:val="28"/>
           <w:szCs w:val="28"/>
         </w:rPr>
-        <w:t>.4 – Перечень оценок(</w:t>
-      </w:r>
+        <w:t xml:space="preserve">.4 – Перечень </w:t>
+      </w:r>
+      <w:proofErr w:type="gramStart"/>
+      <w:r>
+        <w:rPr>
+          <w:rFonts w:ascii="Times New Roman" w:eastAsia="Calibri" w:hAnsi="Times New Roman" w:cs="Times New Roman"/>
+          <w:sz w:val="28"/>
+          <w:szCs w:val="28"/>
+        </w:rPr>
+        <w:t>оценок(</w:t>
+      </w:r>
+      <w:proofErr w:type="gramEnd"/>
       <w:r>
         <w:rPr>
           <w:rFonts w:ascii="Times New Roman" w:eastAsia="Calibri" w:hAnsi="Times New Roman" w:cs="Times New Roman"/>
@@ -14118,8 +14486,18 @@
           <w:sz w:val="28"/>
           <w:szCs w:val="28"/>
         </w:rPr>
-        <w:t>.5 – Предметы(</w:t>
-      </w:r>
+        <w:t xml:space="preserve">.5 – </w:t>
+      </w:r>
+      <w:proofErr w:type="gramStart"/>
+      <w:r>
+        <w:rPr>
+          <w:rFonts w:ascii="Times New Roman" w:eastAsia="Calibri" w:hAnsi="Times New Roman" w:cs="Times New Roman"/>
+          <w:sz w:val="28"/>
+          <w:szCs w:val="28"/>
+        </w:rPr>
+        <w:t>Предметы(</w:t>
+      </w:r>
+      <w:proofErr w:type="gramEnd"/>
       <w:r>
         <w:rPr>
           <w:rFonts w:ascii="Times New Roman" w:eastAsia="Calibri" w:hAnsi="Times New Roman" w:cs="Times New Roman"/>
@@ -16205,8 +16583,19 @@
                 <w:szCs w:val="28"/>
                 <w:lang w:val="en-US"/>
               </w:rPr>
-              <w:t>NOT NULL,UNIQUE</w:t>
-            </w:r>
+              <w:t xml:space="preserve">NOT </w:t>
+            </w:r>
+            <w:proofErr w:type="gramStart"/>
+            <w:r>
+              <w:rPr>
+                <w:rFonts w:ascii="Times New Roman" w:hAnsi="Times New Roman"/>
+                <w:sz w:val="28"/>
+                <w:szCs w:val="28"/>
+                <w:lang w:val="en-US"/>
+              </w:rPr>
+              <w:t>NULL,UNIQUE</w:t>
+            </w:r>
+            <w:proofErr w:type="gramEnd"/>
           </w:p>
         </w:tc>
         <w:tc>
@@ -16348,8 +16737,19 @@
                 <w:szCs w:val="28"/>
                 <w:lang w:val="en-US"/>
               </w:rPr>
-              <w:t>NOT NULL,UNIQUE</w:t>
-            </w:r>
+              <w:t xml:space="preserve">NOT </w:t>
+            </w:r>
+            <w:proofErr w:type="gramStart"/>
+            <w:r>
+              <w:rPr>
+                <w:rFonts w:ascii="Times New Roman" w:hAnsi="Times New Roman"/>
+                <w:sz w:val="28"/>
+                <w:szCs w:val="28"/>
+                <w:lang w:val="en-US"/>
+              </w:rPr>
+              <w:t>NULL,UNIQUE</w:t>
+            </w:r>
+            <w:proofErr w:type="gramEnd"/>
           </w:p>
         </w:tc>
         <w:tc>
@@ -17071,8 +17471,19 @@
                 <w:szCs w:val="28"/>
                 <w:lang w:val="en-US"/>
               </w:rPr>
-              <w:t>NOT NULL,UNIQUE</w:t>
-            </w:r>
+              <w:t xml:space="preserve">NOT </w:t>
+            </w:r>
+            <w:proofErr w:type="gramStart"/>
+            <w:r>
+              <w:rPr>
+                <w:rFonts w:ascii="Times New Roman" w:hAnsi="Times New Roman"/>
+                <w:sz w:val="28"/>
+                <w:szCs w:val="28"/>
+                <w:lang w:val="en-US"/>
+              </w:rPr>
+              <w:t>NULL,UNIQUE</w:t>
+            </w:r>
+            <w:proofErr w:type="gramEnd"/>
           </w:p>
         </w:tc>
         <w:tc>
@@ -17228,8 +17639,19 @@
                 <w:szCs w:val="28"/>
                 <w:lang w:val="en-US"/>
               </w:rPr>
-              <w:t>NOT NULL,UNIQUE</w:t>
-            </w:r>
+              <w:t xml:space="preserve">NOT </w:t>
+            </w:r>
+            <w:proofErr w:type="gramStart"/>
+            <w:r>
+              <w:rPr>
+                <w:rFonts w:ascii="Times New Roman" w:hAnsi="Times New Roman"/>
+                <w:sz w:val="28"/>
+                <w:szCs w:val="28"/>
+                <w:lang w:val="en-US"/>
+              </w:rPr>
+              <w:t>NULL,UNIQUE</w:t>
+            </w:r>
+            <w:proofErr w:type="gramEnd"/>
           </w:p>
         </w:tc>
         <w:tc>
@@ -17431,6 +17853,7 @@
         </w:rPr>
         <w:t>_</w:t>
       </w:r>
+      <w:proofErr w:type="gramStart"/>
       <w:r>
         <w:rPr>
           <w:rFonts w:ascii="Times New Roman" w:eastAsia="Calibri" w:hAnsi="Times New Roman" w:cs="Times New Roman"/>
@@ -17448,6 +17871,7 @@
         </w:rPr>
         <w:t>(</w:t>
       </w:r>
+      <w:proofErr w:type="gramEnd"/>
       <w:r>
         <w:rPr>
           <w:rFonts w:ascii="Times New Roman" w:eastAsia="Calibri" w:hAnsi="Times New Roman" w:cs="Times New Roman"/>
@@ -17896,7 +18320,25 @@
           <w:sz w:val="28"/>
           <w:szCs w:val="28"/>
         </w:rPr>
-        <w:t xml:space="preserve">Эта структура обеспечивает полную функциональность системы управления задачами </w:t>
+        <w:t xml:space="preserve">Эта структура обеспечивает полную функциональность системы управления </w:t>
+      </w:r>
+      <w:proofErr w:type="gramStart"/>
+      <w:r>
+        <w:rPr>
+          <w:rFonts w:ascii="Times New Roman" w:hAnsi="Times New Roman" w:cs="Times New Roman"/>
+          <w:sz w:val="28"/>
+          <w:szCs w:val="28"/>
+        </w:rPr>
+        <w:t>задачами</w:t>
+      </w:r>
+      <w:proofErr w:type="gramEnd"/>
+      <w:r>
+        <w:rPr>
+          <w:rFonts w:ascii="Times New Roman" w:hAnsi="Times New Roman" w:cs="Times New Roman"/>
+          <w:sz w:val="28"/>
+          <w:szCs w:val="28"/>
+        </w:rPr>
+        <w:t xml:space="preserve"> </w:t>
       </w:r>
       <w:r>
         <w:rPr>
@@ -18246,6 +18688,7 @@
               </w:rPr>
             </w:pPr>
             <w:proofErr w:type="spellStart"/>
+            <w:proofErr w:type="gramStart"/>
             <w:r>
               <w:rPr>
                 <w:rFonts w:ascii="Times New Roman" w:hAnsi="Times New Roman" w:cs="Times New Roman"/>
@@ -18256,6 +18699,7 @@
               <w:t>Students,Grades</w:t>
             </w:r>
             <w:proofErr w:type="spellEnd"/>
+            <w:proofErr w:type="gramEnd"/>
           </w:p>
         </w:tc>
       </w:tr>
@@ -18341,6 +18785,7 @@
               </w:rPr>
             </w:pPr>
             <w:proofErr w:type="spellStart"/>
+            <w:proofErr w:type="gramStart"/>
             <w:r>
               <w:rPr>
                 <w:rFonts w:ascii="Times New Roman" w:hAnsi="Times New Roman" w:cs="Times New Roman"/>
@@ -18351,6 +18796,7 @@
               <w:t>Specialties,Grades</w:t>
             </w:r>
             <w:proofErr w:type="spellEnd"/>
+            <w:proofErr w:type="gramEnd"/>
           </w:p>
         </w:tc>
       </w:tr>
@@ -18436,6 +18882,7 @@
               </w:rPr>
             </w:pPr>
             <w:proofErr w:type="spellStart"/>
+            <w:proofErr w:type="gramStart"/>
             <w:r>
               <w:rPr>
                 <w:rFonts w:ascii="Times New Roman" w:hAnsi="Times New Roman" w:cs="Times New Roman"/>
@@ -18446,6 +18893,7 @@
               <w:t>Students,Faculties</w:t>
             </w:r>
             <w:proofErr w:type="spellEnd"/>
+            <w:proofErr w:type="gramEnd"/>
           </w:p>
         </w:tc>
       </w:tr>
@@ -18532,6 +18980,7 @@
               </w:rPr>
             </w:pPr>
             <w:proofErr w:type="spellStart"/>
+            <w:proofErr w:type="gramStart"/>
             <w:r>
               <w:rPr>
                 <w:rFonts w:ascii="Times New Roman" w:hAnsi="Times New Roman" w:cs="Times New Roman"/>
@@ -18542,6 +18991,7 @@
               <w:t>Teacher,Exams</w:t>
             </w:r>
             <w:proofErr w:type="spellEnd"/>
+            <w:proofErr w:type="gramEnd"/>
           </w:p>
         </w:tc>
       </w:tr>
@@ -18635,6 +19085,7 @@
               </w:rPr>
             </w:pPr>
             <w:proofErr w:type="spellStart"/>
+            <w:proofErr w:type="gramStart"/>
             <w:r>
               <w:rPr>
                 <w:rFonts w:ascii="Times New Roman" w:hAnsi="Times New Roman" w:cs="Times New Roman"/>
@@ -18645,14 +19096,16 @@
               <w:t>Teachers,Faculties</w:t>
             </w:r>
             <w:proofErr w:type="spellEnd"/>
+            <w:proofErr w:type="gramEnd"/>
           </w:p>
         </w:tc>
       </w:tr>
     </w:tbl>
     <w:p>
       <w:pPr>
-        <w:spacing w:before="240" w:after="0" w:line="240" w:lineRule="auto"/>
+        <w:spacing w:before="240"/>
         <w:ind w:firstLine="720"/>
+        <w:jc w:val="both"/>
         <w:rPr>
           <w:rFonts w:ascii="Times New Roman" w:hAnsi="Times New Roman" w:cs="Times New Roman"/>
           <w:sz w:val="28"/>
@@ -18665,7 +19118,7 @@
           <w:sz w:val="28"/>
           <w:szCs w:val="28"/>
         </w:rPr>
-        <w:t xml:space="preserve">Управление бизнес-процессами системы, такими как переназначение задач, регистрация пользователей и смена статусов поручений, реализовано с </w:t>
+        <w:t xml:space="preserve">Управление </w:t>
       </w:r>
       <w:r>
         <w:rPr>
@@ -18673,8 +19126,58 @@
           <w:sz w:val="28"/>
           <w:szCs w:val="28"/>
         </w:rPr>
+        <w:t>актуальными данными для способствованию организации учебного процесса</w:t>
+      </w:r>
+      <w:r>
+        <w:rPr>
+          <w:rFonts w:ascii="Times New Roman" w:hAnsi="Times New Roman" w:cs="Times New Roman"/>
+          <w:sz w:val="28"/>
+          <w:szCs w:val="28"/>
+        </w:rPr>
+        <w:t>,</w:t>
+      </w:r>
+      <w:r>
+        <w:rPr>
+          <w:rFonts w:ascii="Times New Roman" w:hAnsi="Times New Roman" w:cs="Times New Roman"/>
+          <w:sz w:val="28"/>
+          <w:szCs w:val="28"/>
+        </w:rPr>
+        <w:t xml:space="preserve"> а также облегчения процесса </w:t>
+      </w:r>
+      <w:proofErr w:type="gramStart"/>
+      <w:r>
+        <w:rPr>
+          <w:rFonts w:ascii="Times New Roman" w:hAnsi="Times New Roman" w:cs="Times New Roman"/>
+          <w:sz w:val="28"/>
+          <w:szCs w:val="28"/>
+        </w:rPr>
+        <w:t xml:space="preserve">редактирования </w:t>
+      </w:r>
+      <w:r>
+        <w:rPr>
+          <w:rFonts w:ascii="Times New Roman" w:hAnsi="Times New Roman" w:cs="Times New Roman"/>
+          <w:sz w:val="28"/>
+          <w:szCs w:val="28"/>
+        </w:rPr>
+        <w:t xml:space="preserve"> реализовано</w:t>
+      </w:r>
+      <w:proofErr w:type="gramEnd"/>
+      <w:r>
+        <w:rPr>
+          <w:rFonts w:ascii="Times New Roman" w:hAnsi="Times New Roman" w:cs="Times New Roman"/>
+          <w:sz w:val="28"/>
+          <w:szCs w:val="28"/>
+        </w:rPr>
+        <w:t xml:space="preserve"> </w:t>
+      </w:r>
+      <w:r>
+        <w:rPr>
+          <w:rFonts w:ascii="Times New Roman" w:hAnsi="Times New Roman" w:cs="Times New Roman"/>
+          <w:sz w:val="28"/>
+          <w:szCs w:val="28"/>
+        </w:rPr>
         <w:lastRenderedPageBreak/>
-        <w:t>помощью хранимых процедур. Их подробное описание приведено в таблице</w:t>
+        <w:t xml:space="preserve">с помощью хранимых процедур. Их подробное описание приведено в таблице </w:t>
       </w:r>
       <w:r>
         <w:rPr>
@@ -18682,7 +19185,31 @@
           <w:sz w:val="28"/>
           <w:szCs w:val="28"/>
         </w:rPr>
-        <w:t xml:space="preserve"> 2.11</w:t>
+        <w:t>2</w:t>
+      </w:r>
+      <w:r>
+        <w:rPr>
+          <w:rFonts w:ascii="Times New Roman" w:hAnsi="Times New Roman" w:cs="Times New Roman"/>
+          <w:sz w:val="28"/>
+          <w:szCs w:val="28"/>
+        </w:rPr>
+        <w:t>.</w:t>
+      </w:r>
+      <w:r>
+        <w:rPr>
+          <w:rFonts w:ascii="Times New Roman" w:hAnsi="Times New Roman" w:cs="Times New Roman"/>
+          <w:sz w:val="28"/>
+          <w:szCs w:val="28"/>
+        </w:rPr>
+        <w:t>11</w:t>
+      </w:r>
+      <w:r>
+        <w:rPr>
+          <w:rFonts w:ascii="Times New Roman" w:hAnsi="Times New Roman" w:cs="Times New Roman"/>
+          <w:sz w:val="28"/>
+          <w:szCs w:val="28"/>
+        </w:rPr>
+        <w:t>.</w:t>
       </w:r>
     </w:p>
     <w:p>
@@ -18932,25 +19459,23 @@
                 <w:sz w:val="28"/>
                 <w:szCs w:val="28"/>
               </w:rPr>
-              <w:t xml:space="preserve">Перевод студента на </w:t>
-            </w:r>
-            <w:proofErr w:type="spellStart"/>
-            <w:r>
-              <w:rPr>
-                <w:rFonts w:ascii="Times New Roman" w:hAnsi="Times New Roman" w:cs="Times New Roman"/>
-                <w:sz w:val="28"/>
-                <w:szCs w:val="28"/>
-              </w:rPr>
-              <w:t>слудующий</w:t>
-            </w:r>
-            <w:proofErr w:type="spellEnd"/>
-            <w:r>
-              <w:rPr>
-                <w:rFonts w:ascii="Times New Roman" w:hAnsi="Times New Roman" w:cs="Times New Roman"/>
-                <w:sz w:val="28"/>
-                <w:szCs w:val="28"/>
-              </w:rPr>
-              <w:t xml:space="preserve"> курс</w:t>
+              <w:t>Перевод студента на сл</w:t>
+            </w:r>
+            <w:r>
+              <w:rPr>
+                <w:rFonts w:ascii="Times New Roman" w:hAnsi="Times New Roman" w:cs="Times New Roman"/>
+                <w:sz w:val="28"/>
+                <w:szCs w:val="28"/>
+              </w:rPr>
+              <w:t>е</w:t>
+            </w:r>
+            <w:r>
+              <w:rPr>
+                <w:rFonts w:ascii="Times New Roman" w:hAnsi="Times New Roman" w:cs="Times New Roman"/>
+                <w:sz w:val="28"/>
+                <w:szCs w:val="28"/>
+              </w:rPr>
+              <w:t>дующий курс</w:t>
             </w:r>
           </w:p>
         </w:tc>
@@ -19177,6 +19702,7 @@
               </w:rPr>
             </w:pPr>
             <w:proofErr w:type="spellStart"/>
+            <w:proofErr w:type="gramStart"/>
             <w:r>
               <w:rPr>
                 <w:rFonts w:ascii="Times New Roman" w:hAnsi="Times New Roman" w:cs="Times New Roman"/>
@@ -19187,6 +19713,7 @@
               <w:t>Teachers,Exams</w:t>
             </w:r>
             <w:proofErr w:type="spellEnd"/>
+            <w:proofErr w:type="gramEnd"/>
             <w:r>
               <w:rPr>
                 <w:rFonts w:ascii="Times New Roman" w:hAnsi="Times New Roman" w:cs="Times New Roman"/>
@@ -19452,7 +19979,23 @@
           <w:sz w:val="28"/>
           <w:szCs w:val="28"/>
         </w:rPr>
-        <w:t xml:space="preserve"> описаны прочие объекты базы данных, включая представления для удобной выборки данных, индексы для оптимизации поиска, триггеры для защиты данных и последовательности для генерации ключей.</w:t>
+        <w:t xml:space="preserve"> описаны прочие объекты базы данных, включая представления для удобной выборки данных, индексы для оптимизации поиска, триггеры для защиты данных и последовательности для генерации </w:t>
+      </w:r>
+      <w:r>
+        <w:rPr>
+          <w:rFonts w:ascii="Times New Roman" w:hAnsi="Times New Roman" w:cs="Times New Roman"/>
+          <w:sz w:val="28"/>
+          <w:szCs w:val="28"/>
+        </w:rPr>
+        <w:t>оценок</w:t>
+      </w:r>
+      <w:r>
+        <w:rPr>
+          <w:rFonts w:ascii="Times New Roman" w:hAnsi="Times New Roman" w:cs="Times New Roman"/>
+          <w:sz w:val="28"/>
+          <w:szCs w:val="28"/>
+        </w:rPr>
+        <w:t>.</w:t>
       </w:r>
     </w:p>
     <w:p>
@@ -19739,6 +20282,7 @@
               </w:rPr>
             </w:pPr>
             <w:proofErr w:type="spellStart"/>
+            <w:proofErr w:type="gramStart"/>
             <w:r>
               <w:rPr>
                 <w:rFonts w:ascii="Times New Roman" w:hAnsi="Times New Roman" w:cs="Times New Roman"/>
@@ -19749,6 +20293,7 @@
               <w:t>Students,Specialties</w:t>
             </w:r>
             <w:proofErr w:type="spellEnd"/>
+            <w:proofErr w:type="gramEnd"/>
             <w:r>
               <w:rPr>
                 <w:rFonts w:ascii="Times New Roman" w:hAnsi="Times New Roman" w:cs="Times New Roman"/>
@@ -19797,9 +20342,20 @@
                 <w:szCs w:val="28"/>
                 <w:lang w:val="en-US"/>
               </w:rPr>
-              <w:t>Subject_Teacher,Teachers</w:t>
+              <w:t>Subject_</w:t>
+            </w:r>
+            <w:proofErr w:type="gramStart"/>
+            <w:r>
+              <w:rPr>
+                <w:rFonts w:ascii="Times New Roman" w:hAnsi="Times New Roman" w:cs="Times New Roman"/>
+                <w:sz w:val="28"/>
+                <w:szCs w:val="28"/>
+                <w:lang w:val="en-US"/>
+              </w:rPr>
+              <w:t>Teacher,Teachers</w:t>
             </w:r>
             <w:proofErr w:type="spellEnd"/>
+            <w:proofErr w:type="gramEnd"/>
           </w:p>
         </w:tc>
       </w:tr>
@@ -20601,7 +21157,7 @@
   <w:style w:type="paragraph" w:default="1" w:styleId="a">
     <w:name w:val="Normal"/>
     <w:qFormat/>
-    <w:rsid w:val="0037168F"/>
+    <w:rsid w:val="00924532"/>
     <w:rPr>
       <w:lang w:val="ru-RU"/>
     </w:rPr>
@@ -21452,4 +22008,16 @@
     </a:ext>
   </a:extLst>
 </a:theme>
+</file>
+
+<file path=customXml/item1.xml><?xml version="1.0" encoding="utf-8"?>
+<b:Sources xmlns:b="http://schemas.openxmlformats.org/officeDocument/2006/bibliography" xmlns="http://schemas.openxmlformats.org/officeDocument/2006/bibliography" SelectedStyle="\APASixthEditionOfficeOnline.xsl" StyleName="APA" Version="6"/>
+</file>
+
+<file path=customXml/itemProps1.xml><?xml version="1.0" encoding="utf-8"?>
+<ds:datastoreItem xmlns:ds="http://schemas.openxmlformats.org/officeDocument/2006/customXml" ds:itemID="{1A5EDA9E-88F3-4632-BB0D-DDF4AD11000C}">
+  <ds:schemaRefs>
+    <ds:schemaRef ds:uri="http://schemas.openxmlformats.org/officeDocument/2006/bibliography"/>
+  </ds:schemaRefs>
+</ds:datastoreItem>
 </file>
--- a/БД/2.docx
+++ b/БД/2.docx
@@ -707,7 +707,6 @@
           <w:bCs/>
           <w:sz w:val="28"/>
           <w:szCs w:val="28"/>
-          <w:lang/>
         </w:rPr>
         <w:t>СУБД</w:t>
       </w:r>
@@ -8249,7 +8248,6 @@
           <w:rFonts w:ascii="Times New Roman" w:hAnsi="Times New Roman" w:cs="Times New Roman"/>
           <w:sz w:val="28"/>
           <w:szCs w:val="28"/>
-          <w:lang/>
         </w:rPr>
         <w:t xml:space="preserve">Таблица </w:t>
       </w:r>
@@ -8258,7 +8256,6 @@
           <w:rFonts w:ascii="Times New Roman" w:hAnsi="Times New Roman" w:cs="Times New Roman"/>
           <w:sz w:val="28"/>
           <w:szCs w:val="28"/>
-          <w:lang/>
         </w:rPr>
         <w:t>1</w:t>
       </w:r>
@@ -8267,7 +8264,6 @@
           <w:rFonts w:ascii="Times New Roman" w:hAnsi="Times New Roman" w:cs="Times New Roman"/>
           <w:sz w:val="28"/>
           <w:szCs w:val="28"/>
-          <w:lang/>
         </w:rPr>
         <w:t>.</w:t>
       </w:r>
@@ -8284,7 +8280,6 @@
           <w:rFonts w:ascii="Times New Roman" w:hAnsi="Times New Roman" w:cs="Times New Roman"/>
           <w:sz w:val="28"/>
           <w:szCs w:val="28"/>
-          <w:lang/>
         </w:rPr>
         <w:t>–</w:t>
       </w:r>
@@ -8293,7 +8288,6 @@
           <w:rFonts w:ascii="Times New Roman" w:hAnsi="Times New Roman" w:cs="Times New Roman"/>
           <w:sz w:val="28"/>
           <w:szCs w:val="28"/>
-          <w:lang/>
         </w:rPr>
         <w:t xml:space="preserve"> </w:t>
       </w:r>
@@ -8302,7 +8296,6 @@
           <w:rFonts w:ascii="Times New Roman" w:hAnsi="Times New Roman" w:cs="Times New Roman"/>
           <w:sz w:val="28"/>
           <w:szCs w:val="28"/>
-          <w:lang/>
         </w:rPr>
         <w:t>Функции</w:t>
       </w:r>
@@ -8598,18 +8591,21 @@
                 <w:sz w:val="28"/>
                 <w:szCs w:val="28"/>
                 <w:highlight w:val="yellow"/>
-              </w:rPr>
-            </w:pPr>
+                <w:lang w:val="en-US"/>
+              </w:rPr>
+            </w:pPr>
+            <w:proofErr w:type="spellStart"/>
             <w:r>
               <w:rPr>
                 <w:rFonts w:ascii="Times New Roman" w:hAnsi="Times New Roman" w:cs="Times New Roman"/>
                 <w:sz w:val="28"/>
                 <w:szCs w:val="28"/>
                 <w:highlight w:val="yellow"/>
-                <w:lang/>
-              </w:rPr>
-              <w:t>avgGradesBySpecialty</w:t>
-            </w:r>
+                <w:lang w:val="en-US"/>
+              </w:rPr>
+              <w:t>teachersByOverload</w:t>
+            </w:r>
+            <w:proofErr w:type="spellEnd"/>
           </w:p>
         </w:tc>
         <w:tc>
@@ -8632,52 +8628,137 @@
                 <w:szCs w:val="28"/>
                 <w:highlight w:val="yellow"/>
               </w:rPr>
-              <w:t>Возвращает</w:t>
-            </w:r>
-            <w:r>
+              <w:t xml:space="preserve">Возвращает преподавателей с нагрузкой больше заданной </w:t>
+            </w:r>
+          </w:p>
+        </w:tc>
+        <w:tc>
+          <w:tcPr>
+            <w:tcW w:w="2296" w:type="dxa"/>
+          </w:tcPr>
+          <w:p>
+            <w:pPr>
               <w:rPr>
                 <w:rFonts w:ascii="Times New Roman" w:hAnsi="Times New Roman" w:cs="Times New Roman"/>
                 <w:sz w:val="28"/>
                 <w:szCs w:val="28"/>
                 <w:highlight w:val="yellow"/>
-              </w:rPr>
-              <w:t xml:space="preserve"> средн</w:t>
-            </w:r>
+                <w:lang w:val="en-US"/>
+              </w:rPr>
+            </w:pPr>
             <w:r>
               <w:rPr>
                 <w:rFonts w:ascii="Times New Roman" w:hAnsi="Times New Roman" w:cs="Times New Roman"/>
                 <w:sz w:val="28"/>
                 <w:szCs w:val="28"/>
                 <w:highlight w:val="yellow"/>
-              </w:rPr>
-              <w:t>юю о</w:t>
-            </w:r>
+                <w:lang w:val="en-US"/>
+              </w:rPr>
+              <w:t xml:space="preserve">Teacher, </w:t>
+            </w:r>
+            <w:proofErr w:type="spellStart"/>
             <w:r>
               <w:rPr>
                 <w:rFonts w:ascii="Times New Roman" w:hAnsi="Times New Roman" w:cs="Times New Roman"/>
                 <w:sz w:val="28"/>
                 <w:szCs w:val="28"/>
                 <w:highlight w:val="yellow"/>
-              </w:rPr>
-              <w:t>ценк</w:t>
-            </w:r>
-            <w:r>
-              <w:rPr>
-                <w:rFonts w:ascii="Times New Roman" w:hAnsi="Times New Roman" w:cs="Times New Roman"/>
-                <w:sz w:val="28"/>
-                <w:szCs w:val="28"/>
-                <w:highlight w:val="yellow"/>
-              </w:rPr>
-              <w:t>у</w:t>
-            </w:r>
-            <w:r>
-              <w:rPr>
-                <w:rFonts w:ascii="Times New Roman" w:hAnsi="Times New Roman" w:cs="Times New Roman"/>
-                <w:sz w:val="28"/>
-                <w:szCs w:val="28"/>
-                <w:highlight w:val="yellow"/>
-              </w:rPr>
-              <w:t xml:space="preserve"> по специальности</w:t>
+                <w:lang w:val="en-US"/>
+              </w:rPr>
+              <w:t>Subject_Teacher</w:t>
+            </w:r>
+            <w:proofErr w:type="spellEnd"/>
+          </w:p>
+        </w:tc>
+      </w:tr>
+      <w:tr>
+        <w:tc>
+          <w:tcPr>
+            <w:tcW w:w="1392" w:type="dxa"/>
+          </w:tcPr>
+          <w:p>
+            <w:pPr>
+              <w:rPr>
+                <w:rFonts w:ascii="Times New Roman" w:hAnsi="Times New Roman" w:cs="Times New Roman"/>
+                <w:sz w:val="28"/>
+                <w:szCs w:val="28"/>
+              </w:rPr>
+            </w:pPr>
+            <w:r>
+              <w:rPr>
+                <w:rFonts w:ascii="Times New Roman" w:hAnsi="Times New Roman" w:cs="Times New Roman"/>
+                <w:sz w:val="28"/>
+                <w:szCs w:val="28"/>
+              </w:rPr>
+              <w:t>Функция</w:t>
+            </w:r>
+          </w:p>
+        </w:tc>
+        <w:tc>
+          <w:tcPr>
+            <w:tcW w:w="3139" w:type="dxa"/>
+          </w:tcPr>
+          <w:p>
+            <w:pPr>
+              <w:rPr>
+                <w:rFonts w:ascii="Times New Roman" w:hAnsi="Times New Roman" w:cs="Times New Roman"/>
+                <w:sz w:val="28"/>
+                <w:szCs w:val="28"/>
+              </w:rPr>
+            </w:pPr>
+            <w:r>
+              <w:rPr>
+                <w:rFonts w:ascii="Times New Roman" w:hAnsi="Times New Roman" w:cs="Times New Roman"/>
+                <w:sz w:val="28"/>
+                <w:szCs w:val="28"/>
+              </w:rPr>
+              <w:t>studentsByGroupsOnCourse</w:t>
+            </w:r>
+          </w:p>
+        </w:tc>
+        <w:tc>
+          <w:tcPr>
+            <w:tcW w:w="2518" w:type="dxa"/>
+          </w:tcPr>
+          <w:p>
+            <w:pPr>
+              <w:rPr>
+                <w:rFonts w:ascii="Times New Roman" w:hAnsi="Times New Roman" w:cs="Times New Roman"/>
+                <w:sz w:val="28"/>
+                <w:szCs w:val="28"/>
+              </w:rPr>
+            </w:pPr>
+            <w:r>
+              <w:rPr>
+                <w:rFonts w:ascii="Times New Roman" w:hAnsi="Times New Roman" w:cs="Times New Roman"/>
+                <w:sz w:val="28"/>
+                <w:szCs w:val="28"/>
+              </w:rPr>
+              <w:t xml:space="preserve">Возвращает </w:t>
+            </w:r>
+            <w:r>
+              <w:rPr>
+                <w:rFonts w:ascii="Times New Roman" w:hAnsi="Times New Roman" w:cs="Times New Roman"/>
+                <w:sz w:val="28"/>
+                <w:szCs w:val="28"/>
+              </w:rPr>
+              <w:t>спис</w:t>
+            </w:r>
+            <w:r>
+              <w:rPr>
+                <w:rFonts w:ascii="Times New Roman" w:hAnsi="Times New Roman" w:cs="Times New Roman"/>
+                <w:sz w:val="28"/>
+                <w:szCs w:val="28"/>
+              </w:rPr>
+              <w:t>ок</w:t>
+            </w:r>
+            <w:r>
+              <w:rPr>
+                <w:rFonts w:ascii="Times New Roman" w:hAnsi="Times New Roman" w:cs="Times New Roman"/>
+                <w:sz w:val="28"/>
+                <w:szCs w:val="28"/>
+              </w:rPr>
+              <w:t xml:space="preserve"> студентов на курсе </w:t>
             </w:r>
           </w:p>
         </w:tc>
@@ -8691,7 +8772,6 @@
                 <w:rFonts w:ascii="Times New Roman" w:hAnsi="Times New Roman" w:cs="Times New Roman"/>
                 <w:sz w:val="28"/>
                 <w:szCs w:val="28"/>
-                <w:highlight w:val="yellow"/>
                 <w:lang w:val="en-US"/>
               </w:rPr>
             </w:pPr>
@@ -8702,10 +8782,9 @@
                 <w:rFonts w:ascii="Times New Roman" w:hAnsi="Times New Roman" w:cs="Times New Roman"/>
                 <w:sz w:val="28"/>
                 <w:szCs w:val="28"/>
-                <w:highlight w:val="yellow"/>
-                <w:lang w:val="en-US"/>
-              </w:rPr>
-              <w:t>Specialties,Grades</w:t>
+                <w:lang w:val="en-US"/>
+              </w:rPr>
+              <w:t>Students,Faculties</w:t>
             </w:r>
             <w:proofErr w:type="spellEnd"/>
             <w:proofErr w:type="gramEnd"/>
@@ -8745,16 +8824,16 @@
                 <w:rFonts w:ascii="Times New Roman" w:hAnsi="Times New Roman" w:cs="Times New Roman"/>
                 <w:sz w:val="28"/>
                 <w:szCs w:val="28"/>
-              </w:rPr>
-            </w:pPr>
-            <w:r>
-              <w:rPr>
-                <w:rFonts w:ascii="Times New Roman" w:hAnsi="Times New Roman" w:cs="Times New Roman"/>
-                <w:sz w:val="28"/>
-                <w:szCs w:val="28"/>
-                <w:lang/>
-              </w:rPr>
-              <w:t>studentsByGroupsOnCourse</w:t>
+                <w:lang w:val="en-US"/>
+              </w:rPr>
+            </w:pPr>
+            <w:r>
+              <w:rPr>
+                <w:rFonts w:ascii="Times New Roman" w:hAnsi="Times New Roman" w:cs="Times New Roman"/>
+                <w:sz w:val="28"/>
+                <w:szCs w:val="28"/>
+              </w:rPr>
+              <w:t>teacherExamCount</w:t>
             </w:r>
           </w:p>
         </w:tc>
@@ -8776,31 +8855,31 @@
                 <w:sz w:val="28"/>
                 <w:szCs w:val="28"/>
               </w:rPr>
-              <w:t xml:space="preserve">Возвращает </w:t>
-            </w:r>
-            <w:r>
-              <w:rPr>
-                <w:rFonts w:ascii="Times New Roman" w:hAnsi="Times New Roman" w:cs="Times New Roman"/>
-                <w:sz w:val="28"/>
-                <w:szCs w:val="28"/>
-              </w:rPr>
-              <w:t>спис</w:t>
-            </w:r>
-            <w:r>
-              <w:rPr>
-                <w:rFonts w:ascii="Times New Roman" w:hAnsi="Times New Roman" w:cs="Times New Roman"/>
-                <w:sz w:val="28"/>
-                <w:szCs w:val="28"/>
-              </w:rPr>
-              <w:t>ок</w:t>
-            </w:r>
-            <w:r>
-              <w:rPr>
-                <w:rFonts w:ascii="Times New Roman" w:hAnsi="Times New Roman" w:cs="Times New Roman"/>
-                <w:sz w:val="28"/>
-                <w:szCs w:val="28"/>
-              </w:rPr>
-              <w:t xml:space="preserve"> студентов на курсе </w:t>
+              <w:t>Возвращает</w:t>
+            </w:r>
+            <w:r>
+              <w:rPr>
+                <w:rFonts w:ascii="Times New Roman" w:hAnsi="Times New Roman" w:cs="Times New Roman"/>
+                <w:sz w:val="28"/>
+                <w:szCs w:val="28"/>
+              </w:rPr>
+              <w:t xml:space="preserve"> количеств</w:t>
+            </w:r>
+            <w:r>
+              <w:rPr>
+                <w:rFonts w:ascii="Times New Roman" w:hAnsi="Times New Roman" w:cs="Times New Roman"/>
+                <w:sz w:val="28"/>
+                <w:szCs w:val="28"/>
+              </w:rPr>
+              <w:t xml:space="preserve">о </w:t>
+            </w:r>
+            <w:r>
+              <w:rPr>
+                <w:rFonts w:ascii="Times New Roman" w:hAnsi="Times New Roman" w:cs="Times New Roman"/>
+                <w:sz w:val="28"/>
+                <w:szCs w:val="28"/>
+              </w:rPr>
+              <w:t>экзаменов каждого преподавателя</w:t>
             </w:r>
           </w:p>
         </w:tc>
@@ -8826,7 +8905,7 @@
                 <w:szCs w:val="28"/>
                 <w:lang w:val="en-US"/>
               </w:rPr>
-              <w:t>Students,Faculties</w:t>
+              <w:t>Teacher,Exams</w:t>
             </w:r>
             <w:proofErr w:type="spellEnd"/>
             <w:proofErr w:type="gramEnd"/>
@@ -8866,136 +8945,13 @@
                 <w:rFonts w:ascii="Times New Roman" w:hAnsi="Times New Roman" w:cs="Times New Roman"/>
                 <w:sz w:val="28"/>
                 <w:szCs w:val="28"/>
-                <w:lang w:val="en-US"/>
-              </w:rPr>
-            </w:pPr>
-            <w:r>
-              <w:rPr>
-                <w:rFonts w:ascii="Times New Roman" w:hAnsi="Times New Roman" w:cs="Times New Roman"/>
-                <w:sz w:val="28"/>
-                <w:szCs w:val="28"/>
-                <w:lang/>
-              </w:rPr>
-              <w:t>teacherExamCount</w:t>
-            </w:r>
-          </w:p>
-        </w:tc>
-        <w:tc>
-          <w:tcPr>
-            <w:tcW w:w="2518" w:type="dxa"/>
-          </w:tcPr>
-          <w:p>
-            <w:pPr>
-              <w:rPr>
-                <w:rFonts w:ascii="Times New Roman" w:hAnsi="Times New Roman" w:cs="Times New Roman"/>
-                <w:sz w:val="28"/>
-                <w:szCs w:val="28"/>
-              </w:rPr>
-            </w:pPr>
-            <w:r>
-              <w:rPr>
-                <w:rFonts w:ascii="Times New Roman" w:hAnsi="Times New Roman" w:cs="Times New Roman"/>
-                <w:sz w:val="28"/>
-                <w:szCs w:val="28"/>
-              </w:rPr>
-              <w:t>Возвращает</w:t>
-            </w:r>
-            <w:r>
-              <w:rPr>
-                <w:rFonts w:ascii="Times New Roman" w:hAnsi="Times New Roman" w:cs="Times New Roman"/>
-                <w:sz w:val="28"/>
-                <w:szCs w:val="28"/>
-              </w:rPr>
-              <w:t xml:space="preserve"> количеств</w:t>
-            </w:r>
-            <w:r>
-              <w:rPr>
-                <w:rFonts w:ascii="Times New Roman" w:hAnsi="Times New Roman" w:cs="Times New Roman"/>
-                <w:sz w:val="28"/>
-                <w:szCs w:val="28"/>
-              </w:rPr>
-              <w:t xml:space="preserve">о </w:t>
-            </w:r>
-            <w:r>
-              <w:rPr>
-                <w:rFonts w:ascii="Times New Roman" w:hAnsi="Times New Roman" w:cs="Times New Roman"/>
-                <w:sz w:val="28"/>
-                <w:szCs w:val="28"/>
-              </w:rPr>
-              <w:t>экзаменов каждого преподавателя</w:t>
-            </w:r>
-          </w:p>
-        </w:tc>
-        <w:tc>
-          <w:tcPr>
-            <w:tcW w:w="2296" w:type="dxa"/>
-          </w:tcPr>
-          <w:p>
-            <w:pPr>
-              <w:rPr>
-                <w:rFonts w:ascii="Times New Roman" w:hAnsi="Times New Roman" w:cs="Times New Roman"/>
-                <w:sz w:val="28"/>
-                <w:szCs w:val="28"/>
-                <w:lang w:val="en-US"/>
-              </w:rPr>
-            </w:pPr>
-            <w:proofErr w:type="spellStart"/>
-            <w:proofErr w:type="gramStart"/>
-            <w:r>
-              <w:rPr>
-                <w:rFonts w:ascii="Times New Roman" w:hAnsi="Times New Roman" w:cs="Times New Roman"/>
-                <w:sz w:val="28"/>
-                <w:szCs w:val="28"/>
-                <w:lang w:val="en-US"/>
-              </w:rPr>
-              <w:t>Teacher,Exams</w:t>
-            </w:r>
-            <w:proofErr w:type="spellEnd"/>
-            <w:proofErr w:type="gramEnd"/>
-          </w:p>
-        </w:tc>
-      </w:tr>
-      <w:tr>
-        <w:tc>
-          <w:tcPr>
-            <w:tcW w:w="1392" w:type="dxa"/>
-          </w:tcPr>
-          <w:p>
-            <w:pPr>
-              <w:rPr>
-                <w:rFonts w:ascii="Times New Roman" w:hAnsi="Times New Roman" w:cs="Times New Roman"/>
-                <w:sz w:val="28"/>
-                <w:szCs w:val="28"/>
-              </w:rPr>
-            </w:pPr>
-            <w:r>
-              <w:rPr>
-                <w:rFonts w:ascii="Times New Roman" w:hAnsi="Times New Roman" w:cs="Times New Roman"/>
-                <w:sz w:val="28"/>
-                <w:szCs w:val="28"/>
-              </w:rPr>
-              <w:t>Функция</w:t>
-            </w:r>
-          </w:p>
-        </w:tc>
-        <w:tc>
-          <w:tcPr>
-            <w:tcW w:w="3139" w:type="dxa"/>
-          </w:tcPr>
-          <w:p>
-            <w:pPr>
-              <w:rPr>
-                <w:rFonts w:ascii="Times New Roman" w:hAnsi="Times New Roman" w:cs="Times New Roman"/>
-                <w:sz w:val="28"/>
-                <w:szCs w:val="28"/>
-              </w:rPr>
-            </w:pPr>
-            <w:r>
-              <w:rPr>
-                <w:rFonts w:ascii="Times New Roman" w:hAnsi="Times New Roman" w:cs="Times New Roman"/>
-                <w:sz w:val="28"/>
-                <w:szCs w:val="28"/>
-                <w:lang/>
+              </w:rPr>
+            </w:pPr>
+            <w:r>
+              <w:rPr>
+                <w:rFonts w:ascii="Times New Roman" w:hAnsi="Times New Roman" w:cs="Times New Roman"/>
+                <w:sz w:val="28"/>
+                <w:szCs w:val="28"/>
               </w:rPr>
               <w:t>teachersCountByPulpits</w:t>
             </w:r>
@@ -9173,7 +9129,6 @@
           <w:rFonts w:ascii="Times New Roman" w:hAnsi="Times New Roman" w:cs="Times New Roman"/>
           <w:sz w:val="28"/>
           <w:szCs w:val="28"/>
-          <w:lang/>
         </w:rPr>
         <w:t xml:space="preserve">Таблица </w:t>
       </w:r>
@@ -9182,7 +9137,6 @@
           <w:rFonts w:ascii="Times New Roman" w:hAnsi="Times New Roman" w:cs="Times New Roman"/>
           <w:sz w:val="28"/>
           <w:szCs w:val="28"/>
-          <w:lang/>
         </w:rPr>
         <w:t>1</w:t>
       </w:r>
@@ -9191,7 +9145,6 @@
           <w:rFonts w:ascii="Times New Roman" w:hAnsi="Times New Roman" w:cs="Times New Roman"/>
           <w:sz w:val="28"/>
           <w:szCs w:val="28"/>
-          <w:lang/>
         </w:rPr>
         <w:t>.</w:t>
       </w:r>
@@ -9208,7 +9161,6 @@
           <w:rFonts w:ascii="Times New Roman" w:hAnsi="Times New Roman" w:cs="Times New Roman"/>
           <w:sz w:val="28"/>
           <w:szCs w:val="28"/>
-          <w:lang/>
         </w:rPr>
         <w:t xml:space="preserve"> –</w:t>
       </w:r>
@@ -9217,7 +9169,6 @@
           <w:rFonts w:ascii="Times New Roman" w:hAnsi="Times New Roman" w:cs="Times New Roman"/>
           <w:sz w:val="28"/>
           <w:szCs w:val="28"/>
-          <w:lang/>
         </w:rPr>
         <w:t xml:space="preserve"> </w:t>
       </w:r>
@@ -9226,7 +9177,6 @@
           <w:rFonts w:ascii="Times New Roman" w:hAnsi="Times New Roman" w:cs="Times New Roman"/>
           <w:sz w:val="28"/>
           <w:szCs w:val="28"/>
-          <w:lang/>
         </w:rPr>
         <w:t>Процедуры</w:t>
       </w:r>
@@ -9239,15 +9189,15 @@
       </w:tblPr>
       <w:tblGrid>
         <w:gridCol w:w="1516"/>
-        <w:gridCol w:w="41"/>
-        <w:gridCol w:w="2974"/>
-        <w:gridCol w:w="2705"/>
-        <w:gridCol w:w="2109"/>
+        <w:gridCol w:w="36"/>
+        <w:gridCol w:w="3294"/>
+        <w:gridCol w:w="2382"/>
+        <w:gridCol w:w="2117"/>
       </w:tblGrid>
       <w:tr>
         <w:tc>
           <w:tcPr>
-            <w:tcW w:w="1557" w:type="dxa"/>
+            <w:tcW w:w="1512" w:type="dxa"/>
             <w:gridSpan w:val="2"/>
           </w:tcPr>
           <w:p>
@@ -9271,7 +9221,7 @@
         </w:tc>
         <w:tc>
           <w:tcPr>
-            <w:tcW w:w="2974" w:type="dxa"/>
+            <w:tcW w:w="3190" w:type="dxa"/>
           </w:tcPr>
           <w:p>
             <w:pPr>
@@ -9294,7 +9244,7 @@
         </w:tc>
         <w:tc>
           <w:tcPr>
-            <w:tcW w:w="2705" w:type="dxa"/>
+            <w:tcW w:w="2523" w:type="dxa"/>
           </w:tcPr>
           <w:p>
             <w:pPr>
@@ -9317,7 +9267,7 @@
         </w:tc>
         <w:tc>
           <w:tcPr>
-            <w:tcW w:w="2109" w:type="dxa"/>
+            <w:tcW w:w="2120" w:type="dxa"/>
           </w:tcPr>
           <w:p>
             <w:pPr>
@@ -9342,7 +9292,7 @@
       <w:tr>
         <w:tc>
           <w:tcPr>
-            <w:tcW w:w="1557" w:type="dxa"/>
+            <w:tcW w:w="1512" w:type="dxa"/>
             <w:gridSpan w:val="2"/>
           </w:tcPr>
           <w:p>
@@ -9365,22 +9315,21 @@
         </w:tc>
         <w:tc>
           <w:tcPr>
-            <w:tcW w:w="2974" w:type="dxa"/>
-          </w:tcPr>
-          <w:p>
-            <w:pPr>
-              <w:rPr>
-                <w:rFonts w:ascii="Times New Roman" w:hAnsi="Times New Roman" w:cs="Times New Roman"/>
-                <w:sz w:val="28"/>
-                <w:szCs w:val="28"/>
-              </w:rPr>
-            </w:pPr>
-            <w:r>
-              <w:rPr>
-                <w:rFonts w:ascii="Times New Roman" w:hAnsi="Times New Roman" w:cs="Times New Roman"/>
-                <w:sz w:val="28"/>
-                <w:szCs w:val="28"/>
-                <w:lang/>
+            <w:tcW w:w="3190" w:type="dxa"/>
+          </w:tcPr>
+          <w:p>
+            <w:pPr>
+              <w:rPr>
+                <w:rFonts w:ascii="Times New Roman" w:hAnsi="Times New Roman" w:cs="Times New Roman"/>
+                <w:sz w:val="28"/>
+                <w:szCs w:val="28"/>
+              </w:rPr>
+            </w:pPr>
+            <w:r>
+              <w:rPr>
+                <w:rFonts w:ascii="Times New Roman" w:hAnsi="Times New Roman" w:cs="Times New Roman"/>
+                <w:sz w:val="28"/>
+                <w:szCs w:val="28"/>
               </w:rPr>
               <w:t>promoteStudent</w:t>
             </w:r>
@@ -9388,7 +9337,7 @@
         </w:tc>
         <w:tc>
           <w:tcPr>
-            <w:tcW w:w="2705" w:type="dxa"/>
+            <w:tcW w:w="2523" w:type="dxa"/>
           </w:tcPr>
           <w:p>
             <w:pPr>
@@ -9426,7 +9375,7 @@
         </w:tc>
         <w:tc>
           <w:tcPr>
-            <w:tcW w:w="2109" w:type="dxa"/>
+            <w:tcW w:w="2120" w:type="dxa"/>
           </w:tcPr>
           <w:p>
             <w:pPr>
@@ -9452,7 +9401,7 @@
       <w:tr>
         <w:tc>
           <w:tcPr>
-            <w:tcW w:w="1557" w:type="dxa"/>
+            <w:tcW w:w="1512" w:type="dxa"/>
             <w:gridSpan w:val="2"/>
           </w:tcPr>
           <w:p>
@@ -9475,22 +9424,21 @@
         </w:tc>
         <w:tc>
           <w:tcPr>
-            <w:tcW w:w="2974" w:type="dxa"/>
-          </w:tcPr>
-          <w:p>
-            <w:pPr>
-              <w:rPr>
-                <w:rFonts w:ascii="Times New Roman" w:hAnsi="Times New Roman" w:cs="Times New Roman"/>
-                <w:sz w:val="28"/>
-                <w:szCs w:val="28"/>
-              </w:rPr>
-            </w:pPr>
-            <w:r>
-              <w:rPr>
-                <w:rFonts w:ascii="Times New Roman" w:hAnsi="Times New Roman" w:cs="Times New Roman"/>
-                <w:sz w:val="28"/>
-                <w:szCs w:val="28"/>
-                <w:lang/>
+            <w:tcW w:w="3190" w:type="dxa"/>
+          </w:tcPr>
+          <w:p>
+            <w:pPr>
+              <w:rPr>
+                <w:rFonts w:ascii="Times New Roman" w:hAnsi="Times New Roman" w:cs="Times New Roman"/>
+                <w:sz w:val="28"/>
+                <w:szCs w:val="28"/>
+              </w:rPr>
+            </w:pPr>
+            <w:r>
+              <w:rPr>
+                <w:rFonts w:ascii="Times New Roman" w:hAnsi="Times New Roman" w:cs="Times New Roman"/>
+                <w:sz w:val="28"/>
+                <w:szCs w:val="28"/>
               </w:rPr>
               <w:t>addSubject</w:t>
             </w:r>
@@ -9498,7 +9446,7 @@
         </w:tc>
         <w:tc>
           <w:tcPr>
-            <w:tcW w:w="2705" w:type="dxa"/>
+            <w:tcW w:w="2523" w:type="dxa"/>
           </w:tcPr>
           <w:p>
             <w:pPr>
@@ -9520,7 +9468,7 @@
         </w:tc>
         <w:tc>
           <w:tcPr>
-            <w:tcW w:w="2109" w:type="dxa"/>
+            <w:tcW w:w="2120" w:type="dxa"/>
           </w:tcPr>
           <w:p>
             <w:pPr>
@@ -9567,7 +9515,7 @@
       <w:tr>
         <w:tc>
           <w:tcPr>
-            <w:tcW w:w="1557" w:type="dxa"/>
+            <w:tcW w:w="1512" w:type="dxa"/>
             <w:gridSpan w:val="2"/>
           </w:tcPr>
           <w:p>
@@ -9590,22 +9538,21 @@
         </w:tc>
         <w:tc>
           <w:tcPr>
-            <w:tcW w:w="2974" w:type="dxa"/>
-          </w:tcPr>
-          <w:p>
-            <w:pPr>
-              <w:rPr>
-                <w:rFonts w:ascii="Times New Roman" w:hAnsi="Times New Roman" w:cs="Times New Roman"/>
-                <w:sz w:val="28"/>
-                <w:szCs w:val="28"/>
-              </w:rPr>
-            </w:pPr>
-            <w:r>
-              <w:rPr>
-                <w:rFonts w:ascii="Times New Roman" w:hAnsi="Times New Roman" w:cs="Times New Roman"/>
-                <w:sz w:val="28"/>
-                <w:szCs w:val="28"/>
-                <w:lang/>
+            <w:tcW w:w="3190" w:type="dxa"/>
+          </w:tcPr>
+          <w:p>
+            <w:pPr>
+              <w:rPr>
+                <w:rFonts w:ascii="Times New Roman" w:hAnsi="Times New Roman" w:cs="Times New Roman"/>
+                <w:sz w:val="28"/>
+                <w:szCs w:val="28"/>
+              </w:rPr>
+            </w:pPr>
+            <w:r>
+              <w:rPr>
+                <w:rFonts w:ascii="Times New Roman" w:hAnsi="Times New Roman" w:cs="Times New Roman"/>
+                <w:sz w:val="28"/>
+                <w:szCs w:val="28"/>
               </w:rPr>
               <w:t>fireTeacher</w:t>
             </w:r>
@@ -9613,7 +9560,7 @@
         </w:tc>
         <w:tc>
           <w:tcPr>
-            <w:tcW w:w="2705" w:type="dxa"/>
+            <w:tcW w:w="2523" w:type="dxa"/>
           </w:tcPr>
           <w:p>
             <w:pPr>
@@ -9635,7 +9582,7 @@
         </w:tc>
         <w:tc>
           <w:tcPr>
-            <w:tcW w:w="2109" w:type="dxa"/>
+            <w:tcW w:w="2120" w:type="dxa"/>
           </w:tcPr>
           <w:p>
             <w:pPr>
@@ -9695,7 +9642,7 @@
       <w:tr>
         <w:tc>
           <w:tcPr>
-            <w:tcW w:w="1516" w:type="dxa"/>
+            <w:tcW w:w="1474" w:type="dxa"/>
           </w:tcPr>
           <w:p>
             <w:pPr>
@@ -9719,7 +9666,7 @@
         </w:tc>
         <w:tc>
           <w:tcPr>
-            <w:tcW w:w="3015" w:type="dxa"/>
+            <w:tcW w:w="3228" w:type="dxa"/>
             <w:gridSpan w:val="2"/>
           </w:tcPr>
           <w:p>
@@ -9729,23 +9676,26 @@
                 <w:sz w:val="28"/>
                 <w:szCs w:val="28"/>
                 <w:highlight w:val="yellow"/>
-              </w:rPr>
-            </w:pPr>
+                <w:lang w:val="en-US"/>
+              </w:rPr>
+            </w:pPr>
+            <w:proofErr w:type="spellStart"/>
             <w:r>
               <w:rPr>
                 <w:rFonts w:ascii="Times New Roman" w:hAnsi="Times New Roman" w:cs="Times New Roman"/>
                 <w:sz w:val="28"/>
                 <w:szCs w:val="28"/>
                 <w:highlight w:val="yellow"/>
-                <w:lang/>
-              </w:rPr>
-              <w:t>addExam</w:t>
-            </w:r>
-          </w:p>
-        </w:tc>
-        <w:tc>
-          <w:tcPr>
-            <w:tcW w:w="2705" w:type="dxa"/>
+                <w:lang w:val="en-US"/>
+              </w:rPr>
+              <w:t>dataIntegrityCheck</w:t>
+            </w:r>
+            <w:proofErr w:type="spellEnd"/>
+          </w:p>
+        </w:tc>
+        <w:tc>
+          <w:tcPr>
+            <w:tcW w:w="2523" w:type="dxa"/>
           </w:tcPr>
           <w:p>
             <w:pPr>
@@ -9763,13 +9713,13 @@
                 <w:szCs w:val="28"/>
                 <w:highlight w:val="yellow"/>
               </w:rPr>
-              <w:t>Назначение экзамена</w:t>
-            </w:r>
-          </w:p>
-        </w:tc>
-        <w:tc>
-          <w:tcPr>
-            <w:tcW w:w="2109" w:type="dxa"/>
+              <w:t>Проверка корректности значений</w:t>
+            </w:r>
+          </w:p>
+        </w:tc>
+        <w:tc>
+          <w:tcPr>
+            <w:tcW w:w="2120" w:type="dxa"/>
           </w:tcPr>
           <w:p>
             <w:pPr>
@@ -9781,6 +9731,8 @@
                 <w:lang w:val="en-US"/>
               </w:rPr>
             </w:pPr>
+            <w:proofErr w:type="spellStart"/>
+            <w:proofErr w:type="gramStart"/>
             <w:r>
               <w:rPr>
                 <w:rFonts w:ascii="Times New Roman" w:hAnsi="Times New Roman" w:cs="Times New Roman"/>
@@ -9789,7 +9741,70 @@
                 <w:highlight w:val="yellow"/>
                 <w:lang w:val="en-US"/>
               </w:rPr>
-              <w:t>Exams</w:t>
+              <w:t>Pulpits,</w:t>
+            </w:r>
+            <w:r>
+              <w:rPr>
+                <w:rFonts w:ascii="Times New Roman" w:hAnsi="Times New Roman" w:cs="Times New Roman"/>
+                <w:sz w:val="28"/>
+                <w:szCs w:val="28"/>
+                <w:highlight w:val="yellow"/>
+                <w:lang w:val="en-US"/>
+              </w:rPr>
+              <w:t>S</w:t>
+            </w:r>
+            <w:r>
+              <w:rPr>
+                <w:rFonts w:ascii="Times New Roman" w:hAnsi="Times New Roman" w:cs="Times New Roman"/>
+                <w:sz w:val="28"/>
+                <w:szCs w:val="28"/>
+                <w:highlight w:val="yellow"/>
+                <w:lang w:val="en-US"/>
+              </w:rPr>
+              <w:t>ubject</w:t>
+            </w:r>
+            <w:proofErr w:type="spellEnd"/>
+            <w:proofErr w:type="gramEnd"/>
+            <w:r>
+              <w:rPr>
+                <w:rFonts w:ascii="Times New Roman" w:hAnsi="Times New Roman" w:cs="Times New Roman"/>
+                <w:sz w:val="28"/>
+                <w:szCs w:val="28"/>
+                <w:highlight w:val="yellow"/>
+                <w:lang w:val="en-US"/>
+              </w:rPr>
+              <w:t>,</w:t>
+            </w:r>
+          </w:p>
+          <w:p>
+            <w:pPr>
+              <w:rPr>
+                <w:rFonts w:ascii="Times New Roman" w:hAnsi="Times New Roman" w:cs="Times New Roman"/>
+                <w:sz w:val="28"/>
+                <w:szCs w:val="28"/>
+                <w:highlight w:val="yellow"/>
+                <w:lang w:val="en-US"/>
+              </w:rPr>
+            </w:pPr>
+            <w:r>
+              <w:rPr>
+                <w:rFonts w:ascii="Times New Roman" w:hAnsi="Times New Roman" w:cs="Times New Roman"/>
+                <w:sz w:val="28"/>
+                <w:szCs w:val="28"/>
+                <w:highlight w:val="yellow"/>
+                <w:lang w:val="en-US"/>
+              </w:rPr>
+              <w:t>T</w:t>
+            </w:r>
+            <w:r>
+              <w:rPr>
+                <w:rFonts w:ascii="Times New Roman" w:hAnsi="Times New Roman" w:cs="Times New Roman"/>
+                <w:sz w:val="28"/>
+                <w:szCs w:val="28"/>
+                <w:highlight w:val="yellow"/>
+                <w:lang w:val="en-US"/>
+              </w:rPr>
+              <w:t>eachers</w:t>
             </w:r>
           </w:p>
         </w:tc>
@@ -9797,7 +9812,7 @@
       <w:tr>
         <w:tc>
           <w:tcPr>
-            <w:tcW w:w="1516" w:type="dxa"/>
+            <w:tcW w:w="1474" w:type="dxa"/>
           </w:tcPr>
           <w:p>
             <w:pPr>
@@ -9821,7 +9836,7 @@
         </w:tc>
         <w:tc>
           <w:tcPr>
-            <w:tcW w:w="3015" w:type="dxa"/>
+            <w:tcW w:w="3228" w:type="dxa"/>
             <w:gridSpan w:val="2"/>
           </w:tcPr>
           <w:p>
@@ -9831,23 +9846,26 @@
                 <w:sz w:val="28"/>
                 <w:szCs w:val="28"/>
                 <w:highlight w:val="yellow"/>
-              </w:rPr>
-            </w:pPr>
+                <w:lang w:val="en-US"/>
+              </w:rPr>
+            </w:pPr>
+            <w:proofErr w:type="spellStart"/>
             <w:r>
               <w:rPr>
                 <w:rFonts w:ascii="Times New Roman" w:hAnsi="Times New Roman" w:cs="Times New Roman"/>
                 <w:sz w:val="28"/>
                 <w:szCs w:val="28"/>
                 <w:highlight w:val="yellow"/>
-                <w:lang/>
-              </w:rPr>
-              <w:t>replaceExamTeacher</w:t>
-            </w:r>
-          </w:p>
-        </w:tc>
-        <w:tc>
-          <w:tcPr>
-            <w:tcW w:w="2705" w:type="dxa"/>
+                <w:lang w:val="en-US"/>
+              </w:rPr>
+              <w:t>checkTeacherExamConflict</w:t>
+            </w:r>
+            <w:proofErr w:type="spellEnd"/>
+          </w:p>
+        </w:tc>
+        <w:tc>
+          <w:tcPr>
+            <w:tcW w:w="2523" w:type="dxa"/>
           </w:tcPr>
           <w:p>
             <w:pPr>
@@ -9856,6 +9874,7 @@
                 <w:sz w:val="28"/>
                 <w:szCs w:val="28"/>
                 <w:highlight w:val="yellow"/>
+                <w:lang w:val="en-US"/>
               </w:rPr>
             </w:pPr>
             <w:r>
@@ -9865,13 +9884,13 @@
                 <w:szCs w:val="28"/>
                 <w:highlight w:val="yellow"/>
               </w:rPr>
-              <w:t>Назначение замены преподавателя на экзамен</w:t>
-            </w:r>
-          </w:p>
-        </w:tc>
-        <w:tc>
-          <w:tcPr>
-            <w:tcW w:w="2109" w:type="dxa"/>
+              <w:t>Проверка отсутствия коллизий экзаменов</w:t>
+            </w:r>
+          </w:p>
+        </w:tc>
+        <w:tc>
+          <w:tcPr>
+            <w:tcW w:w="2120" w:type="dxa"/>
           </w:tcPr>
           <w:p>
             <w:pPr>
@@ -9883,6 +9902,8 @@
                 <w:lang w:val="en-US"/>
               </w:rPr>
             </w:pPr>
+            <w:proofErr w:type="spellStart"/>
+            <w:proofErr w:type="gramStart"/>
             <w:r>
               <w:rPr>
                 <w:rFonts w:ascii="Times New Roman" w:hAnsi="Times New Roman" w:cs="Times New Roman"/>
@@ -9893,6 +9914,18 @@
               </w:rPr>
               <w:t>Exams</w:t>
             </w:r>
+            <w:r>
+              <w:rPr>
+                <w:rFonts w:ascii="Times New Roman" w:hAnsi="Times New Roman" w:cs="Times New Roman"/>
+                <w:sz w:val="28"/>
+                <w:szCs w:val="28"/>
+                <w:highlight w:val="yellow"/>
+                <w:lang w:val="en-US"/>
+              </w:rPr>
+              <w:t>,Teachers</w:t>
+            </w:r>
+            <w:proofErr w:type="spellEnd"/>
+            <w:proofErr w:type="gramEnd"/>
           </w:p>
         </w:tc>
       </w:tr>
@@ -9906,7 +9939,6 @@
           <w:rFonts w:ascii="Times New Roman" w:hAnsi="Times New Roman" w:cs="Times New Roman"/>
           <w:sz w:val="28"/>
           <w:szCs w:val="28"/>
-          <w:lang/>
         </w:rPr>
       </w:pPr>
       <w:r>
@@ -9975,7 +10007,6 @@
           <w:rFonts w:ascii="Times New Roman" w:hAnsi="Times New Roman" w:cs="Times New Roman"/>
           <w:sz w:val="28"/>
           <w:szCs w:val="28"/>
-          <w:lang/>
         </w:rPr>
         <w:t xml:space="preserve">Таблица </w:t>
       </w:r>
@@ -9984,7 +10015,6 @@
           <w:rFonts w:ascii="Times New Roman" w:hAnsi="Times New Roman" w:cs="Times New Roman"/>
           <w:sz w:val="28"/>
           <w:szCs w:val="28"/>
-          <w:lang/>
         </w:rPr>
         <w:t>1</w:t>
       </w:r>
@@ -9993,7 +10023,6 @@
           <w:rFonts w:ascii="Times New Roman" w:hAnsi="Times New Roman" w:cs="Times New Roman"/>
           <w:sz w:val="28"/>
           <w:szCs w:val="28"/>
-          <w:lang/>
         </w:rPr>
         <w:t>.</w:t>
       </w:r>
@@ -10002,7 +10031,6 @@
           <w:rFonts w:ascii="Times New Roman" w:hAnsi="Times New Roman" w:cs="Times New Roman"/>
           <w:sz w:val="28"/>
           <w:szCs w:val="28"/>
-          <w:lang/>
         </w:rPr>
         <w:t>1</w:t>
       </w:r>
@@ -10019,7 +10047,6 @@
           <w:rFonts w:ascii="Times New Roman" w:hAnsi="Times New Roman" w:cs="Times New Roman"/>
           <w:sz w:val="28"/>
           <w:szCs w:val="28"/>
-          <w:lang/>
         </w:rPr>
         <w:t xml:space="preserve"> –</w:t>
       </w:r>
@@ -10028,7 +10055,6 @@
           <w:rFonts w:ascii="Times New Roman" w:hAnsi="Times New Roman" w:cs="Times New Roman"/>
           <w:sz w:val="28"/>
           <w:szCs w:val="28"/>
-          <w:lang/>
         </w:rPr>
         <w:t xml:space="preserve"> </w:t>
       </w:r>
@@ -10037,7 +10063,6 @@
           <w:rFonts w:ascii="Times New Roman" w:hAnsi="Times New Roman" w:cs="Times New Roman"/>
           <w:sz w:val="28"/>
           <w:szCs w:val="28"/>
-          <w:lang/>
         </w:rPr>
         <w:t>Другие объекты</w:t>
       </w:r>
@@ -10191,7 +10216,6 @@
                 <w:rFonts w:ascii="Times New Roman" w:hAnsi="Times New Roman" w:cs="Times New Roman"/>
                 <w:sz w:val="28"/>
                 <w:szCs w:val="28"/>
-                <w:lang/>
               </w:rPr>
               <w:t>studentPerformance</w:t>
             </w:r>
@@ -10362,7 +10386,6 @@
                 <w:rFonts w:ascii="Times New Roman" w:hAnsi="Times New Roman" w:cs="Times New Roman"/>
                 <w:sz w:val="28"/>
                 <w:szCs w:val="28"/>
-                <w:lang/>
               </w:rPr>
               <w:t>idx_grades_</w:t>
             </w:r>
@@ -10381,7 +10404,6 @@
                 <w:rFonts w:ascii="Times New Roman" w:hAnsi="Times New Roman" w:cs="Times New Roman"/>
                 <w:sz w:val="28"/>
                 <w:szCs w:val="28"/>
-                <w:lang/>
               </w:rPr>
               <w:t>student_subject</w:t>
             </w:r>
@@ -10502,7 +10524,6 @@
                 <w:rFonts w:ascii="Times New Roman" w:hAnsi="Times New Roman" w:cs="Times New Roman"/>
                 <w:sz w:val="28"/>
                 <w:szCs w:val="28"/>
-                <w:lang/>
               </w:rPr>
               <w:t>gradeVerification</w:t>
             </w:r>
@@ -10608,7 +10629,6 @@
                 <w:rFonts w:ascii="Times New Roman" w:hAnsi="Times New Roman" w:cs="Times New Roman"/>
                 <w:sz w:val="28"/>
                 <w:szCs w:val="28"/>
-                <w:lang/>
               </w:rPr>
               <w:t>SMELOV_GRADE</w:t>
             </w:r>
@@ -10764,7 +10784,6 @@
           <w:bCs/>
           <w:sz w:val="28"/>
           <w:szCs w:val="28"/>
-          <w:lang/>
         </w:rPr>
         <w:t>СУБД</w:t>
       </w:r>
@@ -18422,7 +18441,6 @@
           <w:rFonts w:ascii="Times New Roman" w:hAnsi="Times New Roman" w:cs="Times New Roman"/>
           <w:sz w:val="28"/>
           <w:szCs w:val="28"/>
-          <w:lang/>
         </w:rPr>
         <w:t xml:space="preserve">Таблица </w:t>
       </w:r>
@@ -18440,7 +18458,6 @@
           <w:rFonts w:ascii="Times New Roman" w:hAnsi="Times New Roman" w:cs="Times New Roman"/>
           <w:sz w:val="28"/>
           <w:szCs w:val="28"/>
-          <w:lang/>
         </w:rPr>
         <w:t>.</w:t>
       </w:r>
@@ -18450,32 +18467,21 @@
           <w:sz w:val="28"/>
           <w:szCs w:val="28"/>
         </w:rPr>
-        <w:t xml:space="preserve">10 </w:t>
+        <w:t>10 –</w:t>
       </w:r>
       <w:r>
         <w:rPr>
           <w:rFonts w:ascii="Times New Roman" w:hAnsi="Times New Roman" w:cs="Times New Roman"/>
           <w:sz w:val="28"/>
           <w:szCs w:val="28"/>
-          <w:lang/>
-        </w:rPr>
-        <w:t>–</w:t>
+        </w:rPr>
+        <w:t xml:space="preserve"> </w:t>
       </w:r>
       <w:r>
         <w:rPr>
           <w:rFonts w:ascii="Times New Roman" w:hAnsi="Times New Roman" w:cs="Times New Roman"/>
           <w:sz w:val="28"/>
           <w:szCs w:val="28"/>
-          <w:lang/>
-        </w:rPr>
-        <w:t xml:space="preserve"> </w:t>
-      </w:r>
-      <w:r>
-        <w:rPr>
-          <w:rFonts w:ascii="Times New Roman" w:hAnsi="Times New Roman" w:cs="Times New Roman"/>
-          <w:sz w:val="28"/>
-          <w:szCs w:val="28"/>
-          <w:lang/>
         </w:rPr>
         <w:t>Функции</w:t>
       </w:r>
@@ -18721,6 +18727,7 @@
                 <w:rFonts w:ascii="Times New Roman" w:hAnsi="Times New Roman" w:cs="Times New Roman"/>
                 <w:sz w:val="28"/>
                 <w:szCs w:val="28"/>
+                <w:highlight w:val="yellow"/>
               </w:rPr>
               <w:t>Функция</w:t>
             </w:r>
@@ -18738,15 +18745,18 @@
                 <w:szCs w:val="28"/>
               </w:rPr>
             </w:pPr>
-            <w:r>
-              <w:rPr>
-                <w:rFonts w:ascii="Times New Roman" w:hAnsi="Times New Roman" w:cs="Times New Roman"/>
-                <w:sz w:val="28"/>
-                <w:szCs w:val="28"/>
-                <w:lang/>
-              </w:rPr>
-              <w:t>avgGradesBySpecialty</w:t>
-            </w:r>
+            <w:proofErr w:type="spellStart"/>
+            <w:r>
+              <w:rPr>
+                <w:rFonts w:ascii="Times New Roman" w:hAnsi="Times New Roman" w:cs="Times New Roman"/>
+                <w:sz w:val="28"/>
+                <w:szCs w:val="28"/>
+                <w:highlight w:val="yellow"/>
+                <w:lang w:val="en-US"/>
+              </w:rPr>
+              <w:t>teachersByOverload</w:t>
+            </w:r>
+            <w:proofErr w:type="spellEnd"/>
           </w:p>
         </w:tc>
         <w:tc>
@@ -18766,8 +18776,114 @@
                 <w:rFonts w:ascii="Times New Roman" w:hAnsi="Times New Roman" w:cs="Times New Roman"/>
                 <w:sz w:val="28"/>
                 <w:szCs w:val="28"/>
-              </w:rPr>
-              <w:t>Возвращает среднюю оценку по специальности</w:t>
+                <w:highlight w:val="yellow"/>
+              </w:rPr>
+              <w:t xml:space="preserve">Возвращает преподавателей с нагрузкой больше заданной </w:t>
+            </w:r>
+          </w:p>
+        </w:tc>
+        <w:tc>
+          <w:tcPr>
+            <w:tcW w:w="2296" w:type="dxa"/>
+          </w:tcPr>
+          <w:p>
+            <w:pPr>
+              <w:rPr>
+                <w:rFonts w:ascii="Times New Roman" w:hAnsi="Times New Roman" w:cs="Times New Roman"/>
+                <w:sz w:val="28"/>
+                <w:szCs w:val="28"/>
+                <w:lang w:val="en-US"/>
+              </w:rPr>
+            </w:pPr>
+            <w:r>
+              <w:rPr>
+                <w:rFonts w:ascii="Times New Roman" w:hAnsi="Times New Roman" w:cs="Times New Roman"/>
+                <w:sz w:val="28"/>
+                <w:szCs w:val="28"/>
+                <w:highlight w:val="yellow"/>
+                <w:lang w:val="en-US"/>
+              </w:rPr>
+              <w:t xml:space="preserve">Teacher, </w:t>
+            </w:r>
+            <w:proofErr w:type="spellStart"/>
+            <w:r>
+              <w:rPr>
+                <w:rFonts w:ascii="Times New Roman" w:hAnsi="Times New Roman" w:cs="Times New Roman"/>
+                <w:sz w:val="28"/>
+                <w:szCs w:val="28"/>
+                <w:highlight w:val="yellow"/>
+                <w:lang w:val="en-US"/>
+              </w:rPr>
+              <w:t>Subject_Teacher</w:t>
+            </w:r>
+            <w:proofErr w:type="spellEnd"/>
+          </w:p>
+        </w:tc>
+      </w:tr>
+      <w:tr>
+        <w:tc>
+          <w:tcPr>
+            <w:tcW w:w="1392" w:type="dxa"/>
+          </w:tcPr>
+          <w:p>
+            <w:pPr>
+              <w:rPr>
+                <w:rFonts w:ascii="Times New Roman" w:hAnsi="Times New Roman" w:cs="Times New Roman"/>
+                <w:sz w:val="28"/>
+                <w:szCs w:val="28"/>
+              </w:rPr>
+            </w:pPr>
+            <w:r>
+              <w:rPr>
+                <w:rFonts w:ascii="Times New Roman" w:hAnsi="Times New Roman" w:cs="Times New Roman"/>
+                <w:sz w:val="28"/>
+                <w:szCs w:val="28"/>
+              </w:rPr>
+              <w:t>Функция</w:t>
+            </w:r>
+          </w:p>
+        </w:tc>
+        <w:tc>
+          <w:tcPr>
+            <w:tcW w:w="3139" w:type="dxa"/>
+          </w:tcPr>
+          <w:p>
+            <w:pPr>
+              <w:rPr>
+                <w:rFonts w:ascii="Times New Roman" w:hAnsi="Times New Roman" w:cs="Times New Roman"/>
+                <w:sz w:val="28"/>
+                <w:szCs w:val="28"/>
+              </w:rPr>
+            </w:pPr>
+            <w:r>
+              <w:rPr>
+                <w:rFonts w:ascii="Times New Roman" w:hAnsi="Times New Roman" w:cs="Times New Roman"/>
+                <w:sz w:val="28"/>
+                <w:szCs w:val="28"/>
+              </w:rPr>
+              <w:t>studentsByGroupsOnCourse</w:t>
+            </w:r>
+          </w:p>
+        </w:tc>
+        <w:tc>
+          <w:tcPr>
+            <w:tcW w:w="2518" w:type="dxa"/>
+          </w:tcPr>
+          <w:p>
+            <w:pPr>
+              <w:rPr>
+                <w:rFonts w:ascii="Times New Roman" w:hAnsi="Times New Roman" w:cs="Times New Roman"/>
+                <w:sz w:val="28"/>
+                <w:szCs w:val="28"/>
+              </w:rPr>
+            </w:pPr>
+            <w:r>
+              <w:rPr>
+                <w:rFonts w:ascii="Times New Roman" w:hAnsi="Times New Roman" w:cs="Times New Roman"/>
+                <w:sz w:val="28"/>
+                <w:szCs w:val="28"/>
+              </w:rPr>
+              <w:t xml:space="preserve">Возвращает список студентов на курсе с </w:t>
             </w:r>
           </w:p>
         </w:tc>
@@ -18793,7 +18909,7 @@
                 <w:szCs w:val="28"/>
                 <w:lang w:val="en-US"/>
               </w:rPr>
-              <w:t>Specialties,Grades</w:t>
+              <w:t>Students,Faculties</w:t>
             </w:r>
             <w:proofErr w:type="spellEnd"/>
             <w:proofErr w:type="gramEnd"/>
@@ -18833,16 +18949,16 @@
                 <w:rFonts w:ascii="Times New Roman" w:hAnsi="Times New Roman" w:cs="Times New Roman"/>
                 <w:sz w:val="28"/>
                 <w:szCs w:val="28"/>
-              </w:rPr>
-            </w:pPr>
-            <w:r>
-              <w:rPr>
-                <w:rFonts w:ascii="Times New Roman" w:hAnsi="Times New Roman" w:cs="Times New Roman"/>
-                <w:sz w:val="28"/>
-                <w:szCs w:val="28"/>
-                <w:lang/>
-              </w:rPr>
-              <w:t>studentsByGroupsOnCourse</w:t>
+                <w:lang w:val="en-US"/>
+              </w:rPr>
+            </w:pPr>
+            <w:r>
+              <w:rPr>
+                <w:rFonts w:ascii="Times New Roman" w:hAnsi="Times New Roman" w:cs="Times New Roman"/>
+                <w:sz w:val="28"/>
+                <w:szCs w:val="28"/>
+              </w:rPr>
+              <w:t>teacherExamCount</w:t>
             </w:r>
           </w:p>
         </w:tc>
@@ -18864,7 +18980,7 @@
                 <w:sz w:val="28"/>
                 <w:szCs w:val="28"/>
               </w:rPr>
-              <w:t xml:space="preserve">Возвращает список студентов на курсе с </w:t>
+              <w:t>Возвращает количество экзаменов каждого преподавателя</w:t>
             </w:r>
           </w:p>
         </w:tc>
@@ -18890,7 +19006,7 @@
                 <w:szCs w:val="28"/>
                 <w:lang w:val="en-US"/>
               </w:rPr>
-              <w:t>Students,Faculties</w:t>
+              <w:t>Teacher,Exams</w:t>
             </w:r>
             <w:proofErr w:type="spellEnd"/>
             <w:proofErr w:type="gramEnd"/>
@@ -18930,112 +19046,13 @@
                 <w:rFonts w:ascii="Times New Roman" w:hAnsi="Times New Roman" w:cs="Times New Roman"/>
                 <w:sz w:val="28"/>
                 <w:szCs w:val="28"/>
-                <w:lang w:val="en-US"/>
-              </w:rPr>
-            </w:pPr>
-            <w:r>
-              <w:rPr>
-                <w:rFonts w:ascii="Times New Roman" w:hAnsi="Times New Roman" w:cs="Times New Roman"/>
-                <w:sz w:val="28"/>
-                <w:szCs w:val="28"/>
-                <w:lang/>
-              </w:rPr>
-              <w:t>teacherExamCount</w:t>
-            </w:r>
-          </w:p>
-        </w:tc>
-        <w:tc>
-          <w:tcPr>
-            <w:tcW w:w="2518" w:type="dxa"/>
-          </w:tcPr>
-          <w:p>
-            <w:pPr>
-              <w:rPr>
-                <w:rFonts w:ascii="Times New Roman" w:hAnsi="Times New Roman" w:cs="Times New Roman"/>
-                <w:sz w:val="28"/>
-                <w:szCs w:val="28"/>
-              </w:rPr>
-            </w:pPr>
-            <w:r>
-              <w:rPr>
-                <w:rFonts w:ascii="Times New Roman" w:hAnsi="Times New Roman" w:cs="Times New Roman"/>
-                <w:sz w:val="28"/>
-                <w:szCs w:val="28"/>
-              </w:rPr>
-              <w:t>Возвращает количество экзаменов каждого преподавателя</w:t>
-            </w:r>
-          </w:p>
-        </w:tc>
-        <w:tc>
-          <w:tcPr>
-            <w:tcW w:w="2296" w:type="dxa"/>
-          </w:tcPr>
-          <w:p>
-            <w:pPr>
-              <w:rPr>
-                <w:rFonts w:ascii="Times New Roman" w:hAnsi="Times New Roman" w:cs="Times New Roman"/>
-                <w:sz w:val="28"/>
-                <w:szCs w:val="28"/>
-                <w:lang w:val="en-US"/>
-              </w:rPr>
-            </w:pPr>
-            <w:proofErr w:type="spellStart"/>
-            <w:proofErr w:type="gramStart"/>
-            <w:r>
-              <w:rPr>
-                <w:rFonts w:ascii="Times New Roman" w:hAnsi="Times New Roman" w:cs="Times New Roman"/>
-                <w:sz w:val="28"/>
-                <w:szCs w:val="28"/>
-                <w:lang w:val="en-US"/>
-              </w:rPr>
-              <w:t>Teacher,Exams</w:t>
-            </w:r>
-            <w:proofErr w:type="spellEnd"/>
-            <w:proofErr w:type="gramEnd"/>
-          </w:p>
-        </w:tc>
-      </w:tr>
-      <w:tr>
-        <w:tc>
-          <w:tcPr>
-            <w:tcW w:w="1392" w:type="dxa"/>
-          </w:tcPr>
-          <w:p>
-            <w:pPr>
-              <w:rPr>
-                <w:rFonts w:ascii="Times New Roman" w:hAnsi="Times New Roman" w:cs="Times New Roman"/>
-                <w:sz w:val="28"/>
-                <w:szCs w:val="28"/>
-              </w:rPr>
-            </w:pPr>
-            <w:r>
-              <w:rPr>
-                <w:rFonts w:ascii="Times New Roman" w:hAnsi="Times New Roman" w:cs="Times New Roman"/>
-                <w:sz w:val="28"/>
-                <w:szCs w:val="28"/>
-              </w:rPr>
-              <w:t>Функция</w:t>
-            </w:r>
-          </w:p>
-        </w:tc>
-        <w:tc>
-          <w:tcPr>
-            <w:tcW w:w="3139" w:type="dxa"/>
-          </w:tcPr>
-          <w:p>
-            <w:pPr>
-              <w:rPr>
-                <w:rFonts w:ascii="Times New Roman" w:hAnsi="Times New Roman" w:cs="Times New Roman"/>
-                <w:sz w:val="28"/>
-                <w:szCs w:val="28"/>
-              </w:rPr>
-            </w:pPr>
-            <w:r>
-              <w:rPr>
-                <w:rFonts w:ascii="Times New Roman" w:hAnsi="Times New Roman" w:cs="Times New Roman"/>
-                <w:sz w:val="28"/>
-                <w:szCs w:val="28"/>
-                <w:lang/>
+              </w:rPr>
+            </w:pPr>
+            <w:r>
+              <w:rPr>
+                <w:rFonts w:ascii="Times New Roman" w:hAnsi="Times New Roman" w:cs="Times New Roman"/>
+                <w:sz w:val="28"/>
+                <w:szCs w:val="28"/>
               </w:rPr>
               <w:t>teachersCountByPulpits</w:t>
             </w:r>
@@ -19229,7 +19246,6 @@
           <w:rFonts w:ascii="Times New Roman" w:hAnsi="Times New Roman" w:cs="Times New Roman"/>
           <w:sz w:val="28"/>
           <w:szCs w:val="28"/>
-          <w:lang/>
         </w:rPr>
         <w:t>Таблица</w:t>
       </w:r>
@@ -19246,7 +19262,6 @@
           <w:rFonts w:ascii="Times New Roman" w:hAnsi="Times New Roman" w:cs="Times New Roman"/>
           <w:sz w:val="28"/>
           <w:szCs w:val="28"/>
-          <w:lang/>
         </w:rPr>
         <w:t>.</w:t>
       </w:r>
@@ -19256,32 +19271,21 @@
           <w:sz w:val="28"/>
           <w:szCs w:val="28"/>
         </w:rPr>
-        <w:t>11</w:t>
+        <w:t>11 –</w:t>
       </w:r>
       <w:r>
         <w:rPr>
           <w:rFonts w:ascii="Times New Roman" w:hAnsi="Times New Roman" w:cs="Times New Roman"/>
           <w:sz w:val="28"/>
           <w:szCs w:val="28"/>
-          <w:lang/>
-        </w:rPr>
-        <w:t xml:space="preserve"> –</w:t>
+        </w:rPr>
+        <w:t xml:space="preserve"> </w:t>
       </w:r>
       <w:r>
         <w:rPr>
           <w:rFonts w:ascii="Times New Roman" w:hAnsi="Times New Roman" w:cs="Times New Roman"/>
           <w:sz w:val="28"/>
           <w:szCs w:val="28"/>
-          <w:lang/>
-        </w:rPr>
-        <w:t xml:space="preserve"> </w:t>
-      </w:r>
-      <w:r>
-        <w:rPr>
-          <w:rFonts w:ascii="Times New Roman" w:hAnsi="Times New Roman" w:cs="Times New Roman"/>
-          <w:sz w:val="28"/>
-          <w:szCs w:val="28"/>
-          <w:lang/>
         </w:rPr>
         <w:t>Процедуры</w:t>
       </w:r>
@@ -19294,15 +19298,15 @@
       </w:tblPr>
       <w:tblGrid>
         <w:gridCol w:w="1516"/>
-        <w:gridCol w:w="41"/>
-        <w:gridCol w:w="2974"/>
-        <w:gridCol w:w="2705"/>
+        <w:gridCol w:w="37"/>
+        <w:gridCol w:w="3290"/>
+        <w:gridCol w:w="2393"/>
         <w:gridCol w:w="2109"/>
       </w:tblGrid>
       <w:tr>
         <w:tc>
           <w:tcPr>
-            <w:tcW w:w="1557" w:type="dxa"/>
+            <w:tcW w:w="1553" w:type="dxa"/>
             <w:gridSpan w:val="2"/>
           </w:tcPr>
           <w:p>
@@ -19326,7 +19330,7 @@
         </w:tc>
         <w:tc>
           <w:tcPr>
-            <w:tcW w:w="2974" w:type="dxa"/>
+            <w:tcW w:w="3290" w:type="dxa"/>
           </w:tcPr>
           <w:p>
             <w:pPr>
@@ -19349,7 +19353,7 @@
         </w:tc>
         <w:tc>
           <w:tcPr>
-            <w:tcW w:w="2705" w:type="dxa"/>
+            <w:tcW w:w="2393" w:type="dxa"/>
           </w:tcPr>
           <w:p>
             <w:pPr>
@@ -19397,7 +19401,7 @@
       <w:tr>
         <w:tc>
           <w:tcPr>
-            <w:tcW w:w="1557" w:type="dxa"/>
+            <w:tcW w:w="1553" w:type="dxa"/>
             <w:gridSpan w:val="2"/>
           </w:tcPr>
           <w:p>
@@ -19420,22 +19424,21 @@
         </w:tc>
         <w:tc>
           <w:tcPr>
-            <w:tcW w:w="2974" w:type="dxa"/>
-          </w:tcPr>
-          <w:p>
-            <w:pPr>
-              <w:rPr>
-                <w:rFonts w:ascii="Times New Roman" w:hAnsi="Times New Roman" w:cs="Times New Roman"/>
-                <w:sz w:val="28"/>
-                <w:szCs w:val="28"/>
-              </w:rPr>
-            </w:pPr>
-            <w:r>
-              <w:rPr>
-                <w:rFonts w:ascii="Times New Roman" w:hAnsi="Times New Roman" w:cs="Times New Roman"/>
-                <w:sz w:val="28"/>
-                <w:szCs w:val="28"/>
-                <w:lang/>
+            <w:tcW w:w="3290" w:type="dxa"/>
+          </w:tcPr>
+          <w:p>
+            <w:pPr>
+              <w:rPr>
+                <w:rFonts w:ascii="Times New Roman" w:hAnsi="Times New Roman" w:cs="Times New Roman"/>
+                <w:sz w:val="28"/>
+                <w:szCs w:val="28"/>
+              </w:rPr>
+            </w:pPr>
+            <w:r>
+              <w:rPr>
+                <w:rFonts w:ascii="Times New Roman" w:hAnsi="Times New Roman" w:cs="Times New Roman"/>
+                <w:sz w:val="28"/>
+                <w:szCs w:val="28"/>
               </w:rPr>
               <w:t>promoteStudent</w:t>
             </w:r>
@@ -19443,7 +19446,7 @@
         </w:tc>
         <w:tc>
           <w:tcPr>
-            <w:tcW w:w="2705" w:type="dxa"/>
+            <w:tcW w:w="2393" w:type="dxa"/>
           </w:tcPr>
           <w:p>
             <w:pPr>
@@ -19507,7 +19510,7 @@
       <w:tr>
         <w:tc>
           <w:tcPr>
-            <w:tcW w:w="1557" w:type="dxa"/>
+            <w:tcW w:w="1553" w:type="dxa"/>
             <w:gridSpan w:val="2"/>
           </w:tcPr>
           <w:p>
@@ -19530,22 +19533,21 @@
         </w:tc>
         <w:tc>
           <w:tcPr>
-            <w:tcW w:w="2974" w:type="dxa"/>
-          </w:tcPr>
-          <w:p>
-            <w:pPr>
-              <w:rPr>
-                <w:rFonts w:ascii="Times New Roman" w:hAnsi="Times New Roman" w:cs="Times New Roman"/>
-                <w:sz w:val="28"/>
-                <w:szCs w:val="28"/>
-              </w:rPr>
-            </w:pPr>
-            <w:r>
-              <w:rPr>
-                <w:rFonts w:ascii="Times New Roman" w:hAnsi="Times New Roman" w:cs="Times New Roman"/>
-                <w:sz w:val="28"/>
-                <w:szCs w:val="28"/>
-                <w:lang/>
+            <w:tcW w:w="3290" w:type="dxa"/>
+          </w:tcPr>
+          <w:p>
+            <w:pPr>
+              <w:rPr>
+                <w:rFonts w:ascii="Times New Roman" w:hAnsi="Times New Roman" w:cs="Times New Roman"/>
+                <w:sz w:val="28"/>
+                <w:szCs w:val="28"/>
+              </w:rPr>
+            </w:pPr>
+            <w:r>
+              <w:rPr>
+                <w:rFonts w:ascii="Times New Roman" w:hAnsi="Times New Roman" w:cs="Times New Roman"/>
+                <w:sz w:val="28"/>
+                <w:szCs w:val="28"/>
               </w:rPr>
               <w:t>addSubject</w:t>
             </w:r>
@@ -19553,7 +19555,7 @@
         </w:tc>
         <w:tc>
           <w:tcPr>
-            <w:tcW w:w="2705" w:type="dxa"/>
+            <w:tcW w:w="2393" w:type="dxa"/>
           </w:tcPr>
           <w:p>
             <w:pPr>
@@ -19622,7 +19624,7 @@
       <w:tr>
         <w:tc>
           <w:tcPr>
-            <w:tcW w:w="1557" w:type="dxa"/>
+            <w:tcW w:w="1553" w:type="dxa"/>
             <w:gridSpan w:val="2"/>
           </w:tcPr>
           <w:p>
@@ -19645,22 +19647,21 @@
         </w:tc>
         <w:tc>
           <w:tcPr>
-            <w:tcW w:w="2974" w:type="dxa"/>
-          </w:tcPr>
-          <w:p>
-            <w:pPr>
-              <w:rPr>
-                <w:rFonts w:ascii="Times New Roman" w:hAnsi="Times New Roman" w:cs="Times New Roman"/>
-                <w:sz w:val="28"/>
-                <w:szCs w:val="28"/>
-              </w:rPr>
-            </w:pPr>
-            <w:r>
-              <w:rPr>
-                <w:rFonts w:ascii="Times New Roman" w:hAnsi="Times New Roman" w:cs="Times New Roman"/>
-                <w:sz w:val="28"/>
-                <w:szCs w:val="28"/>
-                <w:lang/>
+            <w:tcW w:w="3290" w:type="dxa"/>
+          </w:tcPr>
+          <w:p>
+            <w:pPr>
+              <w:rPr>
+                <w:rFonts w:ascii="Times New Roman" w:hAnsi="Times New Roman" w:cs="Times New Roman"/>
+                <w:sz w:val="28"/>
+                <w:szCs w:val="28"/>
+              </w:rPr>
+            </w:pPr>
+            <w:r>
+              <w:rPr>
+                <w:rFonts w:ascii="Times New Roman" w:hAnsi="Times New Roman" w:cs="Times New Roman"/>
+                <w:sz w:val="28"/>
+                <w:szCs w:val="28"/>
               </w:rPr>
               <w:t>fireTeacher</w:t>
             </w:r>
@@ -19668,7 +19669,7 @@
         </w:tc>
         <w:tc>
           <w:tcPr>
-            <w:tcW w:w="2705" w:type="dxa"/>
+            <w:tcW w:w="2393" w:type="dxa"/>
           </w:tcPr>
           <w:p>
             <w:pPr>
@@ -19765,6 +19766,7 @@
                 <w:rFonts w:ascii="Times New Roman" w:hAnsi="Times New Roman" w:cs="Times New Roman"/>
                 <w:sz w:val="28"/>
                 <w:szCs w:val="28"/>
+                <w:highlight w:val="yellow"/>
               </w:rPr>
               <w:t>Процедура</w:t>
             </w:r>
@@ -19772,7 +19774,7 @@
         </w:tc>
         <w:tc>
           <w:tcPr>
-            <w:tcW w:w="3015" w:type="dxa"/>
+            <w:tcW w:w="3327" w:type="dxa"/>
             <w:gridSpan w:val="2"/>
           </w:tcPr>
           <w:p>
@@ -19783,36 +19785,40 @@
                 <w:szCs w:val="28"/>
               </w:rPr>
             </w:pPr>
-            <w:r>
-              <w:rPr>
-                <w:rFonts w:ascii="Times New Roman" w:hAnsi="Times New Roman" w:cs="Times New Roman"/>
-                <w:sz w:val="28"/>
-                <w:szCs w:val="28"/>
-                <w:lang/>
-              </w:rPr>
-              <w:t>addExam</w:t>
-            </w:r>
-          </w:p>
-        </w:tc>
-        <w:tc>
-          <w:tcPr>
-            <w:tcW w:w="2705" w:type="dxa"/>
-          </w:tcPr>
-          <w:p>
-            <w:pPr>
-              <w:rPr>
-                <w:rFonts w:ascii="Times New Roman" w:hAnsi="Times New Roman" w:cs="Times New Roman"/>
-                <w:sz w:val="28"/>
-                <w:szCs w:val="28"/>
-              </w:rPr>
-            </w:pPr>
-            <w:r>
-              <w:rPr>
-                <w:rFonts w:ascii="Times New Roman" w:hAnsi="Times New Roman" w:cs="Times New Roman"/>
-                <w:sz w:val="28"/>
-                <w:szCs w:val="28"/>
-              </w:rPr>
-              <w:t>Назначение экзамена</w:t>
+            <w:proofErr w:type="spellStart"/>
+            <w:r>
+              <w:rPr>
+                <w:rFonts w:ascii="Times New Roman" w:hAnsi="Times New Roman" w:cs="Times New Roman"/>
+                <w:sz w:val="28"/>
+                <w:szCs w:val="28"/>
+                <w:highlight w:val="yellow"/>
+                <w:lang w:val="en-US"/>
+              </w:rPr>
+              <w:t>dataIntegrityCheck</w:t>
+            </w:r>
+            <w:proofErr w:type="spellEnd"/>
+          </w:p>
+        </w:tc>
+        <w:tc>
+          <w:tcPr>
+            <w:tcW w:w="2393" w:type="dxa"/>
+          </w:tcPr>
+          <w:p>
+            <w:pPr>
+              <w:rPr>
+                <w:rFonts w:ascii="Times New Roman" w:hAnsi="Times New Roman" w:cs="Times New Roman"/>
+                <w:sz w:val="28"/>
+                <w:szCs w:val="28"/>
+              </w:rPr>
+            </w:pPr>
+            <w:r>
+              <w:rPr>
+                <w:rFonts w:ascii="Times New Roman" w:hAnsi="Times New Roman" w:cs="Times New Roman"/>
+                <w:sz w:val="28"/>
+                <w:szCs w:val="28"/>
+                <w:highlight w:val="yellow"/>
+              </w:rPr>
+              <w:t>Проверка корректности значений</w:t>
             </w:r>
           </w:p>
         </w:tc>
@@ -19826,17 +19832,53 @@
                 <w:rFonts w:ascii="Times New Roman" w:hAnsi="Times New Roman" w:cs="Times New Roman"/>
                 <w:sz w:val="28"/>
                 <w:szCs w:val="28"/>
-                <w:lang w:val="en-US"/>
-              </w:rPr>
-            </w:pPr>
-            <w:r>
-              <w:rPr>
-                <w:rFonts w:ascii="Times New Roman" w:hAnsi="Times New Roman" w:cs="Times New Roman"/>
-                <w:sz w:val="28"/>
-                <w:szCs w:val="28"/>
-                <w:lang w:val="en-US"/>
-              </w:rPr>
-              <w:t>Exams</w:t>
+                <w:highlight w:val="yellow"/>
+                <w:lang w:val="en-US"/>
+              </w:rPr>
+            </w:pPr>
+            <w:proofErr w:type="spellStart"/>
+            <w:proofErr w:type="gramStart"/>
+            <w:r>
+              <w:rPr>
+                <w:rFonts w:ascii="Times New Roman" w:hAnsi="Times New Roman" w:cs="Times New Roman"/>
+                <w:sz w:val="28"/>
+                <w:szCs w:val="28"/>
+                <w:highlight w:val="yellow"/>
+                <w:lang w:val="en-US"/>
+              </w:rPr>
+              <w:t>Pulpits,Subject</w:t>
+            </w:r>
+            <w:proofErr w:type="spellEnd"/>
+            <w:proofErr w:type="gramEnd"/>
+            <w:r>
+              <w:rPr>
+                <w:rFonts w:ascii="Times New Roman" w:hAnsi="Times New Roman" w:cs="Times New Roman"/>
+                <w:sz w:val="28"/>
+                <w:szCs w:val="28"/>
+                <w:highlight w:val="yellow"/>
+                <w:lang w:val="en-US"/>
+              </w:rPr>
+              <w:t>,</w:t>
+            </w:r>
+          </w:p>
+          <w:p>
+            <w:pPr>
+              <w:rPr>
+                <w:rFonts w:ascii="Times New Roman" w:hAnsi="Times New Roman" w:cs="Times New Roman"/>
+                <w:sz w:val="28"/>
+                <w:szCs w:val="28"/>
+                <w:lang w:val="en-US"/>
+              </w:rPr>
+            </w:pPr>
+            <w:r>
+              <w:rPr>
+                <w:rFonts w:ascii="Times New Roman" w:hAnsi="Times New Roman" w:cs="Times New Roman"/>
+                <w:sz w:val="28"/>
+                <w:szCs w:val="28"/>
+                <w:highlight w:val="yellow"/>
+                <w:lang w:val="en-US"/>
+              </w:rPr>
+              <w:t>Teachers</w:t>
             </w:r>
           </w:p>
         </w:tc>
@@ -19852,13 +19894,15 @@
                 <w:rFonts w:ascii="Times New Roman" w:hAnsi="Times New Roman" w:cs="Times New Roman"/>
                 <w:sz w:val="28"/>
                 <w:szCs w:val="28"/>
-              </w:rPr>
-            </w:pPr>
-            <w:r>
-              <w:rPr>
-                <w:rFonts w:ascii="Times New Roman" w:hAnsi="Times New Roman" w:cs="Times New Roman"/>
-                <w:sz w:val="28"/>
-                <w:szCs w:val="28"/>
+                <w:highlight w:val="yellow"/>
+              </w:rPr>
+            </w:pPr>
+            <w:r>
+              <w:rPr>
+                <w:rFonts w:ascii="Times New Roman" w:hAnsi="Times New Roman" w:cs="Times New Roman"/>
+                <w:sz w:val="28"/>
+                <w:szCs w:val="28"/>
+                <w:highlight w:val="yellow"/>
               </w:rPr>
               <w:t>Процедура</w:t>
             </w:r>
@@ -19866,7 +19910,7 @@
         </w:tc>
         <w:tc>
           <w:tcPr>
-            <w:tcW w:w="3015" w:type="dxa"/>
+            <w:tcW w:w="3327" w:type="dxa"/>
             <w:gridSpan w:val="2"/>
           </w:tcPr>
           <w:p>
@@ -19875,38 +19919,45 @@
                 <w:rFonts w:ascii="Times New Roman" w:hAnsi="Times New Roman" w:cs="Times New Roman"/>
                 <w:sz w:val="28"/>
                 <w:szCs w:val="28"/>
-              </w:rPr>
-            </w:pPr>
-            <w:r>
-              <w:rPr>
-                <w:rFonts w:ascii="Times New Roman" w:hAnsi="Times New Roman" w:cs="Times New Roman"/>
-                <w:sz w:val="28"/>
-                <w:szCs w:val="28"/>
-                <w:lang/>
-              </w:rPr>
-              <w:t>replaceExamTeacher</w:t>
-            </w:r>
-          </w:p>
-        </w:tc>
-        <w:tc>
-          <w:tcPr>
-            <w:tcW w:w="2705" w:type="dxa"/>
-          </w:tcPr>
-          <w:p>
-            <w:pPr>
-              <w:rPr>
-                <w:rFonts w:ascii="Times New Roman" w:hAnsi="Times New Roman" w:cs="Times New Roman"/>
-                <w:sz w:val="28"/>
-                <w:szCs w:val="28"/>
-              </w:rPr>
-            </w:pPr>
-            <w:r>
-              <w:rPr>
-                <w:rFonts w:ascii="Times New Roman" w:hAnsi="Times New Roman" w:cs="Times New Roman"/>
-                <w:sz w:val="28"/>
-                <w:szCs w:val="28"/>
-              </w:rPr>
-              <w:t>Назначение замены преподавателя на экзамен</w:t>
+                <w:highlight w:val="yellow"/>
+                <w:lang w:val="en-US"/>
+              </w:rPr>
+            </w:pPr>
+            <w:proofErr w:type="spellStart"/>
+            <w:r>
+              <w:rPr>
+                <w:rFonts w:ascii="Times New Roman" w:hAnsi="Times New Roman" w:cs="Times New Roman"/>
+                <w:sz w:val="28"/>
+                <w:szCs w:val="28"/>
+                <w:highlight w:val="yellow"/>
+                <w:lang w:val="en-US"/>
+              </w:rPr>
+              <w:t>checkTeacherExamConflict</w:t>
+            </w:r>
+            <w:proofErr w:type="spellEnd"/>
+          </w:p>
+        </w:tc>
+        <w:tc>
+          <w:tcPr>
+            <w:tcW w:w="2393" w:type="dxa"/>
+          </w:tcPr>
+          <w:p>
+            <w:pPr>
+              <w:rPr>
+                <w:rFonts w:ascii="Times New Roman" w:hAnsi="Times New Roman" w:cs="Times New Roman"/>
+                <w:sz w:val="28"/>
+                <w:szCs w:val="28"/>
+                <w:highlight w:val="yellow"/>
+              </w:rPr>
+            </w:pPr>
+            <w:r>
+              <w:rPr>
+                <w:rFonts w:ascii="Times New Roman" w:hAnsi="Times New Roman" w:cs="Times New Roman"/>
+                <w:sz w:val="28"/>
+                <w:szCs w:val="28"/>
+                <w:highlight w:val="yellow"/>
+              </w:rPr>
+              <w:t>Проверка отсутствия коллизий экзаменов</w:t>
             </w:r>
           </w:p>
         </w:tc>
@@ -19920,18 +19971,34 @@
                 <w:rFonts w:ascii="Times New Roman" w:hAnsi="Times New Roman" w:cs="Times New Roman"/>
                 <w:sz w:val="28"/>
                 <w:szCs w:val="28"/>
-                <w:lang w:val="en-US"/>
-              </w:rPr>
-            </w:pPr>
-            <w:r>
-              <w:rPr>
-                <w:rFonts w:ascii="Times New Roman" w:hAnsi="Times New Roman" w:cs="Times New Roman"/>
-                <w:sz w:val="28"/>
-                <w:szCs w:val="28"/>
+                <w:highlight w:val="yellow"/>
+                <w:lang w:val="en-US"/>
+              </w:rPr>
+            </w:pPr>
+            <w:proofErr w:type="spellStart"/>
+            <w:proofErr w:type="gramStart"/>
+            <w:r>
+              <w:rPr>
+                <w:rFonts w:ascii="Times New Roman" w:hAnsi="Times New Roman" w:cs="Times New Roman"/>
+                <w:sz w:val="28"/>
+                <w:szCs w:val="28"/>
+                <w:highlight w:val="yellow"/>
                 <w:lang w:val="en-US"/>
               </w:rPr>
               <w:t>Exams</w:t>
             </w:r>
+            <w:r>
+              <w:rPr>
+                <w:rFonts w:ascii="Times New Roman" w:hAnsi="Times New Roman" w:cs="Times New Roman"/>
+                <w:sz w:val="28"/>
+                <w:szCs w:val="28"/>
+                <w:highlight w:val="yellow"/>
+                <w:lang w:val="en-US"/>
+              </w:rPr>
+              <w:t>,Teachers</w:t>
+            </w:r>
+            <w:proofErr w:type="spellEnd"/>
+            <w:proofErr w:type="gramEnd"/>
           </w:p>
         </w:tc>
       </w:tr>
@@ -20015,7 +20082,6 @@
           <w:rFonts w:ascii="Times New Roman" w:hAnsi="Times New Roman" w:cs="Times New Roman"/>
           <w:sz w:val="28"/>
           <w:szCs w:val="28"/>
-          <w:lang/>
         </w:rPr>
         <w:t xml:space="preserve">Таблица </w:t>
       </w:r>
@@ -20032,7 +20098,6 @@
           <w:rFonts w:ascii="Times New Roman" w:hAnsi="Times New Roman" w:cs="Times New Roman"/>
           <w:sz w:val="28"/>
           <w:szCs w:val="28"/>
-          <w:lang/>
         </w:rPr>
         <w:t>.</w:t>
       </w:r>
@@ -20041,9 +20106,8 @@
           <w:rFonts w:ascii="Times New Roman" w:hAnsi="Times New Roman" w:cs="Times New Roman"/>
           <w:sz w:val="28"/>
           <w:szCs w:val="28"/>
-          <w:lang/>
-        </w:rPr>
-        <w:t>1</w:t>
+        </w:rPr>
+        <w:t>12 –</w:t>
       </w:r>
       <w:r>
         <w:rPr>
@@ -20051,32 +20115,13 @@
           <w:sz w:val="28"/>
           <w:szCs w:val="28"/>
         </w:rPr>
-        <w:t>2</w:t>
+        <w:t xml:space="preserve"> </w:t>
       </w:r>
       <w:r>
         <w:rPr>
           <w:rFonts w:ascii="Times New Roman" w:hAnsi="Times New Roman" w:cs="Times New Roman"/>
           <w:sz w:val="28"/>
           <w:szCs w:val="28"/>
-          <w:lang/>
-        </w:rPr>
-        <w:t xml:space="preserve"> –</w:t>
-      </w:r>
-      <w:r>
-        <w:rPr>
-          <w:rFonts w:ascii="Times New Roman" w:hAnsi="Times New Roman" w:cs="Times New Roman"/>
-          <w:sz w:val="28"/>
-          <w:szCs w:val="28"/>
-          <w:lang/>
-        </w:rPr>
-        <w:t xml:space="preserve"> </w:t>
-      </w:r>
-      <w:r>
-        <w:rPr>
-          <w:rFonts w:ascii="Times New Roman" w:hAnsi="Times New Roman" w:cs="Times New Roman"/>
-          <w:sz w:val="28"/>
-          <w:szCs w:val="28"/>
-          <w:lang/>
         </w:rPr>
         <w:t>Другие объекты</w:t>
       </w:r>
@@ -20230,7 +20275,6 @@
                 <w:rFonts w:ascii="Times New Roman" w:hAnsi="Times New Roman" w:cs="Times New Roman"/>
                 <w:sz w:val="28"/>
                 <w:szCs w:val="28"/>
-                <w:lang/>
               </w:rPr>
               <w:t>studentPerformance</w:t>
             </w:r>
@@ -20401,7 +20445,6 @@
                 <w:rFonts w:ascii="Times New Roman" w:hAnsi="Times New Roman" w:cs="Times New Roman"/>
                 <w:sz w:val="28"/>
                 <w:szCs w:val="28"/>
-                <w:lang/>
               </w:rPr>
               <w:t>idx_grades_</w:t>
             </w:r>
@@ -20420,7 +20463,6 @@
                 <w:rFonts w:ascii="Times New Roman" w:hAnsi="Times New Roman" w:cs="Times New Roman"/>
                 <w:sz w:val="28"/>
                 <w:szCs w:val="28"/>
-                <w:lang/>
               </w:rPr>
               <w:t>student_subject</w:t>
             </w:r>
@@ -20541,7 +20583,6 @@
                 <w:rFonts w:ascii="Times New Roman" w:hAnsi="Times New Roman" w:cs="Times New Roman"/>
                 <w:sz w:val="28"/>
                 <w:szCs w:val="28"/>
-                <w:lang/>
               </w:rPr>
               <w:t>gradeVerification</w:t>
             </w:r>
@@ -20638,7 +20679,6 @@
                 <w:rFonts w:ascii="Times New Roman" w:hAnsi="Times New Roman" w:cs="Times New Roman"/>
                 <w:sz w:val="28"/>
                 <w:szCs w:val="28"/>
-                <w:lang/>
               </w:rPr>
               <w:t>SMELOV_GRADE</w:t>
             </w:r>
@@ -20710,7 +20750,6 @@
           <w:rFonts w:ascii="Times New Roman" w:hAnsi="Times New Roman" w:cs="Times New Roman"/>
           <w:sz w:val="28"/>
           <w:szCs w:val="28"/>
-          <w:lang/>
         </w:rPr>
       </w:pPr>
       <w:r>
@@ -20718,8 +20757,8 @@
           <w:rFonts w:ascii="Times New Roman" w:hAnsi="Times New Roman" w:cs="Times New Roman"/>
           <w:sz w:val="28"/>
           <w:szCs w:val="28"/>
-          <w:lang/>
-        </w:rPr>
+        </w:rPr>
+        <w:lastRenderedPageBreak/>
         <w:t>Таким образом, спроектированная база данных в СУБД Oracle полностью соответствует логической модели и обеспечивает надежное хранение, обработку и защиту информации системы «</w:t>
       </w:r>
       <w:r>
@@ -20735,18 +20774,11 @@
           <w:rFonts w:ascii="Times New Roman" w:hAnsi="Times New Roman" w:cs="Times New Roman"/>
           <w:sz w:val="28"/>
           <w:szCs w:val="28"/>
-          <w:lang/>
         </w:rPr>
         <w:t>».</w:t>
       </w:r>
     </w:p>
-    <w:p>
-      <w:pPr>
-        <w:rPr>
-          <w:lang/>
-        </w:rPr>
-      </w:pPr>
-    </w:p>
+    <w:p/>
     <w:sectPr>
       <w:pgSz w:w="11906" w:h="16838"/>
       <w:pgMar w:top="1134" w:right="850" w:bottom="1134" w:left="1701" w:header="708" w:footer="708" w:gutter="0"/>
@@ -21181,7 +21213,6 @@
       <w:color w:val="2F5496" w:themeColor="accent1" w:themeShade="BF"/>
       <w:sz w:val="40"/>
       <w:szCs w:val="40"/>
-      <w:lang/>
     </w:rPr>
   </w:style>
   <w:style w:type="paragraph" w:styleId="2">
@@ -21205,7 +21236,6 @@
       <w:color w:val="2F5496" w:themeColor="accent1" w:themeShade="BF"/>
       <w:sz w:val="32"/>
       <w:szCs w:val="32"/>
-      <w:lang/>
     </w:rPr>
   </w:style>
   <w:style w:type="paragraph" w:styleId="3">
@@ -21229,7 +21259,6 @@
       <w:color w:val="2F5496" w:themeColor="accent1" w:themeShade="BF"/>
       <w:sz w:val="28"/>
       <w:szCs w:val="28"/>
-      <w:lang/>
     </w:rPr>
   </w:style>
   <w:style w:type="paragraph" w:styleId="4">
@@ -21253,7 +21282,6 @@
       <w:i/>
       <w:iCs/>
       <w:color w:val="2F5496" w:themeColor="accent1" w:themeShade="BF"/>
-      <w:lang/>
     </w:rPr>
   </w:style>
   <w:style w:type="paragraph" w:styleId="5">
@@ -21275,7 +21303,6 @@
     <w:rPr>
       <w:rFonts w:eastAsiaTheme="majorEastAsia" w:cstheme="majorBidi"/>
       <w:color w:val="2F5496" w:themeColor="accent1" w:themeShade="BF"/>
-      <w:lang/>
     </w:rPr>
   </w:style>
   <w:style w:type="paragraph" w:styleId="6">
@@ -21299,7 +21326,6 @@
       <w:i/>
       <w:iCs/>
       <w:color w:val="595959" w:themeColor="text1" w:themeTint="A6"/>
-      <w:lang/>
     </w:rPr>
   </w:style>
   <w:style w:type="paragraph" w:styleId="7">
@@ -21321,7 +21347,6 @@
     <w:rPr>
       <w:rFonts w:eastAsiaTheme="majorEastAsia" w:cstheme="majorBidi"/>
       <w:color w:val="595959" w:themeColor="text1" w:themeTint="A6"/>
-      <w:lang/>
     </w:rPr>
   </w:style>
   <w:style w:type="paragraph" w:styleId="8">
@@ -21345,7 +21370,6 @@
       <w:i/>
       <w:iCs/>
       <w:color w:val="272727" w:themeColor="text1" w:themeTint="D8"/>
-      <w:lang/>
     </w:rPr>
   </w:style>
   <w:style w:type="paragraph" w:styleId="9">
@@ -21367,12 +21391,12 @@
     <w:rPr>
       <w:rFonts w:eastAsiaTheme="majorEastAsia" w:cstheme="majorBidi"/>
       <w:color w:val="272727" w:themeColor="text1" w:themeTint="D8"/>
-      <w:lang/>
     </w:rPr>
   </w:style>
   <w:style w:type="character" w:default="1" w:styleId="a0">
     <w:name w:val="Default Paragraph Font"/>
     <w:uiPriority w:val="1"/>
+    <w:semiHidden/>
     <w:unhideWhenUsed/>
   </w:style>
   <w:style w:type="table" w:default="1" w:styleId="a1">
@@ -21533,7 +21557,6 @@
       <w:kern w:val="28"/>
       <w:sz w:val="56"/>
       <w:szCs w:val="56"/>
-      <w:lang/>
     </w:rPr>
   </w:style>
   <w:style w:type="character" w:customStyle="1" w:styleId="a4">
@@ -21569,7 +21592,6 @@
       <w:spacing w:val="15"/>
       <w:sz w:val="28"/>
       <w:szCs w:val="28"/>
-      <w:lang/>
     </w:rPr>
   </w:style>
   <w:style w:type="character" w:customStyle="1" w:styleId="a6">
@@ -21602,7 +21624,6 @@
       <w:i/>
       <w:iCs/>
       <w:color w:val="404040" w:themeColor="text1" w:themeTint="BF"/>
-      <w:lang/>
     </w:rPr>
   </w:style>
   <w:style w:type="character" w:customStyle="1" w:styleId="22">
@@ -21627,9 +21648,6 @@
       <w:ind w:left="720"/>
       <w:contextualSpacing/>
     </w:pPr>
-    <w:rPr>
-      <w:lang/>
-    </w:rPr>
   </w:style>
   <w:style w:type="character" w:styleId="a8">
     <w:name w:val="Intense Emphasis"/>
@@ -21664,7 +21682,6 @@
       <w:i/>
       <w:iCs/>
       <w:color w:val="2F5496" w:themeColor="accent1" w:themeShade="BF"/>
-      <w:lang/>
     </w:rPr>
   </w:style>
   <w:style w:type="character" w:customStyle="1" w:styleId="aa">
